--- a/이건희_삼성_디자인경영_완전판.docx
+++ b/이건희_삼성_디자인경영_완전판.docx
@@ -5678,6 +5678,70 @@
         <w:pStyle w:val="ListBullet"/>
       </w:pPr>
       <w:r>
+        <w:rPr>
+          <w:b/>
+        </w:rPr>
+        <w:t>일본어판:</w:t>
+      </w:r>
+      <w:r>
+        <w:t xml:space="preserve"> 게재 2024.2.22, URL …DGXZQOUC212PS0R21C24A2 (페이월).</w:t>
+      </w:r>
+    </w:p>
+    <w:p>
+      <w:pPr>
+        <w:pStyle w:val="ListBullet"/>
+      </w:pPr>
+      <w:r>
+        <w:rPr>
+          <w:b/>
+        </w:rPr>
+        <w:t>닛케이 중문판(무페이월) 확정:</w:t>
+      </w:r>
+      <w:r>
+        <w:t xml:space="preserve"> 연재 </w:t>
+      </w:r>
+      <w:r>
+        <w:rPr>
+          <w:b/>
+        </w:rPr>
+        <w:t>「三星存亡」(삼성 존망) 제3회 「功不可没的传奇日本顾问」</w:t>
+      </w:r>
+      <w:r>
+        <w:t xml:space="preserve">(공로가 큰 전설의 일본인 고문), 게재 </w:t>
+      </w:r>
+      <w:r>
+        <w:rPr>
+          <w:b/>
+        </w:rPr>
+        <w:t>2025.1.14.</w:t>
+      </w:r>
+      <w:r>
+        <w:t xml:space="preserve"> URL: cn.nikkei.com/columnviewpoint/column/57759-2025-01-14-05-00-01.html</w:t>
+      </w:r>
+    </w:p>
+    <w:p>
+      <w:pPr>
+        <w:pStyle w:val="ListBullet"/>
+        <w:ind w:left="1080"/>
+      </w:pPr>
+      <w:r>
+        <w:t xml:space="preserve">같은 연재: (1)「闪现的总统弹劾噩梦」(2025.1.9) · (2)「'国家核心技术'外流中国」(1.13) · </w:t>
+      </w:r>
+      <w:r>
+        <w:rPr>
+          <w:b/>
+        </w:rPr>
+        <w:t>(3) 후쿠다 고문(1.14)</w:t>
+      </w:r>
+      <w:r>
+        <w:t xml:space="preserve"> · (4)「被中国企业追赶」(1.15).</w:t>
+      </w:r>
+    </w:p>
+    <w:p>
+      <w:pPr>
+        <w:pStyle w:val="ListBullet"/>
+      </w:pPr>
+      <w:r>
         <w:t xml:space="preserve">전문 복원은 </w:t>
       </w:r>
       <w:r>
@@ -5685,9 +5749,6 @@
           <w:b/>
         </w:rPr>
         <w:t>부록 D.</w:t>
-      </w:r>
-      <w:r>
-        <w:t xml:space="preserve"> URL: …DGXZQOUC212PS0R21C24A2</w:t>
       </w:r>
     </w:p>
     <w:p>
@@ -6034,7 +6095,7 @@
           <w:p>
             <w:r/>
             <w:r>
-              <w:t>원문 게재일</w:t>
+              <w:t>일본어판 게재일</w:t>
             </w:r>
           </w:p>
         </w:tc>
@@ -6051,7 +6112,40 @@
               <w:t>2024.2.22</w:t>
             </w:r>
             <w:r>
-              <w:t xml:space="preserve"> (닛케이 중문판 전재 2025.1.14)</w:t>
+              <w:t xml:space="preserve"> (페이월)</w:t>
+            </w:r>
+          </w:p>
+        </w:tc>
+      </w:tr>
+      <w:tr>
+        <w:tc>
+          <w:tcPr>
+            <w:tcW w:type="dxa" w:w="4320"/>
+          </w:tcPr>
+          <w:p>
+            <w:r/>
+            <w:r>
+              <w:t>중문판(전재·무페이월)</w:t>
+            </w:r>
+          </w:p>
+        </w:tc>
+        <w:tc>
+          <w:tcPr>
+            <w:tcW w:type="dxa" w:w="4320"/>
+          </w:tcPr>
+          <w:p>
+            <w:r/>
+            <w:r>
+              <w:t xml:space="preserve">「三星存亡(3) 功不可没的传奇日本顾问」, </w:t>
+            </w:r>
+            <w:r>
+              <w:rPr>
+                <w:b/>
+              </w:rPr>
+              <w:t>2025.1.14</w:t>
+            </w:r>
+            <w:r>
+              <w:t>, cn.nikkei.com/…57759</w:t>
             </w:r>
           </w:p>
         </w:tc>
@@ -6075,13 +6169,16 @@
           <w:p>
             <w:r/>
             <w:r>
-              <w:t xml:space="preserve">「サムスンは生き残れるか」 시리즈 </w:t>
+              <w:t xml:space="preserve">日: 「サムスンは生き残れるか」 / 中: 「三星存亡」 </w:t>
             </w:r>
             <w:r>
               <w:rPr>
                 <w:b/>
               </w:rPr>
               <w:t>제3회</w:t>
+            </w:r>
+            <w:r>
+              <w:t xml:space="preserve"> (전 4회 이상)</w:t>
             </w:r>
           </w:p>
         </w:tc>
@@ -6105,7 +6202,7 @@
           <w:p>
             <w:r/>
             <w:r>
-              <w:t>細川幸太郎 (호소카와 코타로)</w:t>
+              <w:t>細川幸太郎 (호소카와 코타로, 前 서울지국장)</w:t>
             </w:r>
           </w:p>
         </w:tc>
@@ -6137,29 +6234,37 @@
     </w:tbl>
     <w:p/>
     <w:p>
+      <w:pPr>
+        <w:ind w:left="432"/>
+        <w:pBdr>
+          <w:left w:val="single" w:sz="18" w:space="8" w:color="8EAADB"/>
+        </w:pBdr>
+      </w:pPr>
       <w:r>
         <w:rPr>
           <w:b/>
-        </w:rPr>
-        <w:t>D-1. 고용 계기 — "반강제적으로 서울로":</w:t>
-      </w:r>
-      <w:r>
-        <w:t xml:space="preserve"> 1989년 계약. </w:t>
-      </w:r>
-      <w:r>
-        <w:rPr>
-          <w:i/>
-        </w:rPr>
-        <w:t>"어느 날 일본 삼성 고문이라는 사람이 회사로 전화를 걸어왔다."</w:t>
-      </w:r>
-      <w:r>
-        <w:t xml:space="preserve"> 반강제 서울 시찰 → 세계적 히트 제품 조언 요구 → </w:t>
+          <w:color w:val="404040"/>
+        </w:rPr>
+        <w:t>연재 「三星存亡」 구성(중문판):</w:t>
+      </w:r>
+      <w:r>
+        <w:rPr>
+          <w:color w:val="404040"/>
+        </w:rPr>
+        <w:t xml:space="preserve"> (1) 闪现的总统弹劾噩梦(총통 탄핵 악몽, 1.9) · (2) "国家核心技术"外流中国(국가 핵심기술 중국 유출, 1.13) · </w:t>
       </w:r>
       <w:r>
         <w:rPr>
           <w:b/>
-        </w:rPr>
-        <w:t>매월 약 1주일씩 약 30명 디자이너 지도.</w:t>
+          <w:color w:val="404040"/>
+        </w:rPr>
+        <w:t>(3) 功不可没的传奇日本顾问(후쿠다 고문, 1.14)</w:t>
+      </w:r>
+      <w:r>
+        <w:rPr>
+          <w:color w:val="404040"/>
+        </w:rPr>
+        <w:t xml:space="preserve"> · (4) 被中国企业追赶(중국 기업의 추격, 1.15).</w:t>
       </w:r>
     </w:p>
     <w:p>
@@ -6167,25 +6272,25 @@
         <w:rPr>
           <w:b/>
         </w:rPr>
-        <w:t>D-2. 진단 — "경영과 디자인이 아직 결합되지 않았다":</w:t>
-      </w:r>
-      <w:r>
-        <w:t xml:space="preserve"> 1990년 판단 </w:t>
+        <w:t>D-1. 고용 계기 — "반강제적으로 서울로":</w:t>
+      </w:r>
+      <w:r>
+        <w:t xml:space="preserve"> 1989년 계약. </w:t>
       </w:r>
       <w:r>
         <w:rPr>
           <w:i/>
         </w:rPr>
-        <w:t>"경영과 디자인의 면에서 아직 합치(契合)에 이르지 못했다."</w:t>
-      </w:r>
-      <w:r>
-        <w:t xml:space="preserve"> 제언: </w:t>
-      </w:r>
-      <w:r>
-        <w:rPr>
-          <w:i/>
-        </w:rPr>
-        <w:t>"삼성은 소니처럼 통일된 기업 브랜드를 구축하여 각각의 상품을 하나로 연결해야 한다."</w:t>
+        <w:t>"어느 날 일본 삼성 고문이라는 사람이 회사로 전화를 걸어왔다."</w:t>
+      </w:r>
+      <w:r>
+        <w:t xml:space="preserve"> 반강제 서울 시찰 → 세계적 히트 제품 조언 요구 → </w:t>
+      </w:r>
+      <w:r>
+        <w:rPr>
+          <w:b/>
+        </w:rPr>
+        <w:t>매월 약 1주일씩 약 30명 디자이너 지도.</w:t>
       </w:r>
     </w:p>
     <w:p>
@@ -6193,54 +6298,81 @@
         <w:rPr>
           <w:b/>
         </w:rPr>
-        <w:t>D-3. 도쿄 오쿠라 호텔의 밤 — 이재용도 참석한 비밀 회의:</w:t>
-      </w:r>
-      <w:r>
-        <w:t xml:space="preserve"> 1993년 오쿠라 호텔 경영회의에서 「후쿠다 리포트」가 처음 알려짐. 하루 종일 회의 후 후쿠다는 이건희 방으로 불려가 글로벌 브랜드 전략을 </w:t>
-      </w:r>
-      <w:r>
-        <w:rPr>
-          <w:b/>
-        </w:rPr>
-        <w:t>심야까지</w:t>
-      </w:r>
-      <w:r>
-        <w:t xml:space="preserve"> 논의. </w:t>
-      </w:r>
-      <w:r>
-        <w:rPr>
-          <w:b/>
-        </w:rPr>
-        <w:t>현 이재용 회장도 이 개인 방 토론에 참석.</w:t>
-      </w:r>
-      <w:r>
-        <w:t xml:space="preserve"> ⭐ 지금까지 알려지지 않은 비화 — 이재용이 부친의 경영 전환 결단 현장에 직접 참여한 </w:t>
-      </w:r>
-      <w:r>
-        <w:rPr>
-          <w:b/>
-        </w:rPr>
-        <w:t>첫 기록적 사례.</w:t>
+        <w:t>D-2. 진단 — "경영과 디자인이 아직 결합되지 않았다":</w:t>
+      </w:r>
+      <w:r>
+        <w:t xml:space="preserve"> 1990년 판단 </w:t>
+      </w:r>
+      <w:r>
+        <w:rPr>
+          <w:i/>
+        </w:rPr>
+        <w:t>"경영과 디자인의 면에서 아직 합치(契合)에 이르지 못했다."</w:t>
+      </w:r>
+      <w:r>
+        <w:t xml:space="preserve"> 제언: </w:t>
+      </w:r>
+      <w:r>
+        <w:rPr>
+          <w:i/>
+        </w:rPr>
+        <w:t>"삼성은 소니처럼 통일된 기업 브랜드를 구축하여 각각의 상품을 하나로 연결해야 한다."</w:t>
       </w:r>
     </w:p>
     <w:p>
+      <w:pPr>
+        <w:pStyle w:val="ListBullet"/>
+      </w:pPr>
       <w:r>
         <w:rPr>
           <w:b/>
         </w:rPr>
-        <w:t>D-4. 직접 제언 — 그가 이건희에게 말한 것들:</w:t>
-      </w:r>
-      <w:r>
-        <w:t xml:space="preserve"> 사내 디자이너 육성 + 해외 브랜드 마케팅. 이건희 반응: </w:t>
+        <w:t>보고서 제출 경위(중문 소스 보강):</w:t>
+      </w:r>
+      <w:r>
+        <w:t xml:space="preserve"> 후쿠다는 2~3년간 담당 책임자에게 </w:t>
+      </w:r>
+      <w:r>
+        <w:rPr>
+          <w:b/>
+        </w:rPr>
+        <w:t>세 차례 의견서(议书)를 제출</w:t>
+      </w:r>
+      <w:r>
+        <w:t xml:space="preserve">하고 </w:t>
+      </w:r>
+      <w:r>
+        <w:rPr>
+          <w:b/>
+        </w:rPr>
+        <w:t>10여 개 개선방안</w:t>
+      </w:r>
+      <w:r>
+        <w:t xml:space="preserve">을 냈으나 번번이 거부당함. 그의 한 마디 요약: </w:t>
       </w:r>
       <w:r>
         <w:rPr>
           <w:i/>
         </w:rPr>
-        <w:t>"10년 안에 일본의 대형 가전 기업과 어깨를 나란히 하고 싶다."</w:t>
-      </w:r>
-      <w:r>
-        <w:t xml:space="preserve"> '한국의 한 가전 제조사' 탈피 결의.</w:t>
+        <w:t>"삼성의 수준이 너무 낮다(三星的水平太低了)."</w:t>
+      </w:r>
+      <w:r>
+        <w:t xml:space="preserve"> 보고서는 사실상 </w:t>
+      </w:r>
+      <w:r>
+        <w:rPr>
+          <w:b/>
+        </w:rPr>
+        <w:t>사표를 낼 각오로</w:t>
+      </w:r>
+      <w:r>
+        <w:t xml:space="preserve"> 쓴 경고 — </w:t>
+      </w:r>
+      <w:r>
+        <w:rPr>
+          <w:i/>
+        </w:rPr>
+        <w:t>"이대로면 삼성전자는 세계 우수 기업과의 경쟁에서 결코 이길 수 없다."</w:t>
       </w:r>
     </w:p>
     <w:p>
@@ -6248,36 +6380,173 @@
         <w:rPr>
           <w:b/>
         </w:rPr>
-        <w:t>D-5. 즉각적 실행 — 재벌의 최대 강점:</w:t>
-      </w:r>
-      <w:r>
-        <w:t xml:space="preserve"> 즉시 </w:t>
+        <w:t>D-3. 도쿄 오쿠라 호텔의 밤 — 이재용도 참석한 비밀 회의:</w:t>
+      </w:r>
+      <w:r>
+        <w:t xml:space="preserve"> 1993년 오쿠라 호텔 경영회의에서 「후쿠다 리포트」가 처음 알려짐. 하루 종일 회의 후 후쿠다는 이건희 방으로 불려가 글로벌 브랜드 전략을 </w:t>
       </w:r>
       <w:r>
         <w:rPr>
           <w:b/>
         </w:rPr>
-        <w:t>사내 디자인 학교 설립·디자인 예산 무조건 편성.</w:t>
-      </w:r>
-      <w:r>
-        <w:t xml:space="preserve"> 후쿠다: </w:t>
-      </w:r>
-      <w:r>
-        <w:rPr>
-          <w:i/>
-        </w:rPr>
-        <w:t>"의사결정이 극히 빨랐고, 위에서 아래로 신속하게 추진됐다. 이것이 한국 재벌의 최대 강점이다."</w:t>
+        <w:t>심야까지</w:t>
+      </w:r>
+      <w:r>
+        <w:t xml:space="preserve"> 논의. </w:t>
+      </w:r>
+      <w:r>
+        <w:rPr>
+          <w:b/>
+        </w:rPr>
+        <w:t>현 이재용 회장도 이 개인 방 토론에 참석.</w:t>
+      </w:r>
+      <w:r>
+        <w:t xml:space="preserve"> ⭐ 지금까지 알려지지 않은 비화 — 이재용이 부친의 경영 전환 결단 현장에 직접 참여한 </w:t>
+      </w:r>
+      <w:r>
+        <w:rPr>
+          <w:b/>
+        </w:rPr>
+        <w:t>첫 기록적 사례.</w:t>
       </w:r>
     </w:p>
     <w:p>
+      <w:pPr>
+        <w:pStyle w:val="ListBullet"/>
+      </w:pPr>
       <w:r>
         <w:rPr>
           <w:b/>
         </w:rPr>
+        <w:t>회의 참석자(중문 서적 인용, 十여 명):</w:t>
+      </w:r>
+      <w:r>
+        <w:t xml:space="preserve"> 首席秘書 </w:t>
+      </w:r>
+      <w:r>
+        <w:rPr>
+          <w:b/>
+        </w:rPr>
+        <w:t>이수빈(李洙彬)</w:t>
+      </w:r>
+      <w:r>
+        <w:t xml:space="preserve">, 삼성전자 사장 </w:t>
+      </w:r>
+      <w:r>
+        <w:rPr>
+          <w:b/>
+        </w:rPr>
+        <w:t>윤종용(尹钟龙)</w:t>
+      </w:r>
+      <w:r>
+        <w:t xml:space="preserve">, 광고그룹 책임자 </w:t>
+      </w:r>
+      <w:r>
+        <w:rPr>
+          <w:b/>
+        </w:rPr>
+        <w:t>백종렬(白宗烈)</w:t>
+      </w:r>
+      <w:r>
+        <w:t xml:space="preserve">, 디자인 고문 </w:t>
+      </w:r>
+      <w:r>
+        <w:rPr>
+          <w:b/>
+        </w:rPr>
+        <w:t>후쿠다</w:t>
+      </w:r>
+      <w:r>
+        <w:t xml:space="preserve"> 등. (⚠️ 이 참석자 명단은 후쿠다 기사가 아니라 별도 중문 서적 인용 — 오쿠라 '경영회의' 참석자이며, 이재용 배석은 닛케이 기사의 '개인 방 토론' 정보로 구분.)</w:t>
+      </w:r>
+    </w:p>
+    <w:p>
+      <w:r>
+        <w:rPr>
+          <w:b/>
+        </w:rPr>
+        <w:t>D-4. 직접 제언 — 그가 이건희에게 말한 것들:</w:t>
+      </w:r>
+      <w:r>
+        <w:t xml:space="preserve"> 사내 디자이너 육성 + 해외 브랜드 마케팅. 이건희 반응: </w:t>
+      </w:r>
+      <w:r>
+        <w:rPr>
+          <w:i/>
+        </w:rPr>
+        <w:t>"10년 안에 일본의 대형 가전 기업과 어깨를 나란히 하고 싶다."</w:t>
+      </w:r>
+      <w:r>
+        <w:t xml:space="preserve"> '한국의 한 가전 제조사' 탈피 결의.</w:t>
+      </w:r>
+    </w:p>
+    <w:p>
+      <w:r>
+        <w:rPr>
+          <w:b/>
+        </w:rPr>
+        <w:t>D-5. 즉각적 실행 — 재벌의 최대 강점:</w:t>
+      </w:r>
+      <w:r>
+        <w:t xml:space="preserve"> 즉시 </w:t>
+      </w:r>
+      <w:r>
+        <w:rPr>
+          <w:b/>
+        </w:rPr>
+        <w:t>사내 디자인 학교 설립·디자인 예산 무조건 편성.</w:t>
+      </w:r>
+      <w:r>
+        <w:t xml:space="preserve"> 후쿠다: </w:t>
+      </w:r>
+      <w:r>
+        <w:rPr>
+          <w:i/>
+        </w:rPr>
+        <w:t>"의사결정이 극히 빨랐고, 위에서 아래로 신속하게 추진됐다. 이것이 한국 재벌의 최대 강점이다."</w:t>
+      </w:r>
+    </w:p>
+    <w:p>
+      <w:r>
+        <w:rPr>
+          <w:b/>
+        </w:rPr>
         <w:t>D-6. 프랑크푸르트로의 집결:</w:t>
       </w:r>
       <w:r>
         <w:t xml:space="preserve"> 수개월 후 제언이 「신경영 선언」("마누라와 자식 빼고 다 바꾸자")으로 집약 — 품질 중시·글로벌 도약 계기.</w:t>
+      </w:r>
+    </w:p>
+    <w:p>
+      <w:pPr>
+        <w:pStyle w:val="ListBullet"/>
+      </w:pPr>
+      <w:r>
+        <w:rPr>
+          <w:b/>
+        </w:rPr>
+        <w:t>신경영 4대 축(중문 소스):</w:t>
+      </w:r>
+      <w:r>
+        <w:t xml:space="preserve"> 質量管理(품질경영)·信息化(정보화)·国际化(국제화)·複合化(복합화). 프랑크푸르트에서 </w:t>
+      </w:r>
+      <w:r>
+        <w:rPr>
+          <w:b/>
+        </w:rPr>
+        <w:t>약 68일 마라톤 회의</w:t>
+      </w:r>
+      <w:r>
+        <w:t xml:space="preserve">, 귀국 후 2개월 내 각 부문 순회하며 </w:t>
+      </w:r>
+      <w:r>
+        <w:rPr>
+          <w:b/>
+        </w:rPr>
+        <w:t>48회·약 350시간 강연</w:t>
+      </w:r>
+      <w:r>
+        <w:t>(임원 대상 별도 800여 시간 설도).</w:t>
       </w:r>
     </w:p>
     <w:p>

--- a/이건희_삼성_디자인경영_완전판.docx
+++ b/이건희_삼성_디자인경영_완전판.docx
@@ -302,7 +302,7 @@
         <w:ind w:left="1080"/>
       </w:pPr>
       <w:r>
-        <w:t>부록 A 원문 직접 확인(verbatim) · 부록 B 이건희↔후쿠다 대화 장면 · 부록 C 후쿠다 소스 총람(닛케이 2건·서적·RIETI 등) · 부록 D 2024 닛케이 기사 전문 복원 · 부록 E 추가 발굴 3제(원점·사직서·금형, 제3자 교차검증)</w:t>
+        <w:t>부록 A 원문 직접 확인(verbatim) · 부록 B 이건희↔후쿠다 대화 장면 · 부록 C 후쿠다 소스 총람(닛케이 2건·서적·RIETI 등) · 부록 D 2024 닛케이 기사 전문 복원 · 부록 E 추가 발굴 3제(원점·사직서·금형, 제3자 교차검증) · 부록 F 학술 해석(장영중 2025: 잡스 비교·베르간티·문화예술 시사점)</w:t>
       </w:r>
     </w:p>
     <w:p>
@@ -3341,6 +3341,71 @@
     </w:p>
     <w:p>
       <w:pPr>
+        <w:pStyle w:val="ListBullet"/>
+      </w:pPr>
+      <w:r>
+        <w:rPr>
+          <w:b/>
+        </w:rPr>
+        <w:t>조직 갈등과 '중재자' 이건희(장영중 2025 분석):</w:t>
+      </w:r>
+      <w:r>
+        <w:t xml:space="preserve"> T100은 </w:t>
+      </w:r>
+      <w:r>
+        <w:rPr>
+          <w:b/>
+        </w:rPr>
+        <w:t>디자인팀의 요청만으로는 진행되기 어려웠던 조직 간 이해관계 충돌의 대표 사례.</w:t>
+      </w:r>
+      <w:r>
+        <w:t xml:space="preserve"> 디자인이 </w:t>
+      </w:r>
+      <w:r>
+        <w:rPr>
+          <w:b/>
+        </w:rPr>
+        <w:t>기존 부품과 호환이 어렵고, 설계팀에 익숙지 않은 유선형 외형</w:t>
+      </w:r>
+      <w:r>
+        <w:t xml:space="preserve">이라 설계·양산에 난관이 예상됨. </w:t>
+      </w:r>
+      <w:r>
+        <w:rPr>
+          <w:b/>
+        </w:rPr>
+        <w:t>UX·소비자 관점에서 출발한 이건희의 끊임없는 관심·독려</w:t>
+      </w:r>
+      <w:r>
+        <w:t xml:space="preserve">가 설계팀↔디자인팀 갈등을 완화하고 한 방향으로 정렬시켜 신속 개발을 이끌어 → 사내 '이건희 폰' 별칭. </w:t>
+      </w:r>
+      <w:r>
+        <w:rPr>
+          <w:b/>
+        </w:rPr>
+        <w:t>의의:</w:t>
+      </w:r>
+      <w:r>
+        <w:t xml:space="preserve"> 저가 물량공세 전략에서 벗어나 </w:t>
+      </w:r>
+      <w:r>
+        <w:rPr>
+          <w:b/>
+        </w:rPr>
+        <w:t>고품질 프리미엄 이미지 구축의 전환점.</w:t>
+      </w:r>
+      <w:r>
+        <w:t xml:space="preserve"> (게임체인저·최대 성공요인=외형 디자인 차별화) → 이론적 해석은 </w:t>
+      </w:r>
+      <w:r>
+        <w:rPr>
+          <w:b/>
+        </w:rPr>
+        <w:t>부록 F.</w:t>
+      </w:r>
+    </w:p>
+    <w:p>
+      <w:pPr>
         <w:pStyle w:val="Heading3"/>
       </w:pPr>
       <w:r>
@@ -3569,6 +3634,278 @@
       </w:r>
       <w:r>
         <w:t xml:space="preserve"> 취지 → 1996 혁명으로 연결.</w:t>
+      </w:r>
+    </w:p>
+    <w:p>
+      <w:pPr>
+        <w:pStyle w:val="Heading3"/>
+      </w:pPr>
+      <w:r>
+        <w:t>사례 9 — 플립업 폰 SCH-700 (1996): "국내 실패, 미국 대성공" ⭐신규</w:t>
+      </w:r>
+    </w:p>
+    <w:p>
+      <w:pPr>
+        <w:ind w:left="432"/>
+        <w:pBdr>
+          <w:left w:val="single" w:sz="18" w:space="8" w:color="8EAADB"/>
+        </w:pBdr>
+      </w:pPr>
+      <w:r>
+        <w:rPr>
+          <w:color w:val="404040"/>
+        </w:rPr>
+        <w:t>출처: 블로그 '모두의 디자인사고'(장선생, blog.naver.com/youngjchang) 「기억에서 사라진 한국의 독창적인 디자인 - 삼성 플립업 폰」 + 인용된 머니투데이(2002.11.17). 🟡 개인 블로그 기반이므로 제원·연도는 교차 확인 권장.</w:t>
+      </w:r>
+    </w:p>
+    <w:p>
+      <w:pPr>
+        <w:pStyle w:val="ListBullet"/>
+      </w:pPr>
+      <w:r>
+        <w:rPr>
+          <w:b/>
+        </w:rPr>
+        <w:t>정체:</w:t>
+      </w:r>
+      <w:r>
+        <w:t xml:space="preserve"> </w:t>
+      </w:r>
+      <w:r>
+        <w:rPr>
+          <w:b/>
+        </w:rPr>
+        <w:t>키패드 덮개가 위로 열리는 '플립업(flip-up)' 폰</w:t>
+      </w:r>
+      <w:r>
+        <w:t xml:space="preserve"> — 세상 어디에도 없던 독창적 구조(덮개가 위로 열림; 통상 폴더는 화면부가 위로 열리나 이는 키패드 덮개가 위로). SH-770(통화버튼 상단)·T100(클램셸)과 </w:t>
+      </w:r>
+      <w:r>
+        <w:rPr>
+          <w:b/>
+        </w:rPr>
+        <w:t>별개 모델.</w:t>
+      </w:r>
+    </w:p>
+    <w:p>
+      <w:pPr>
+        <w:pStyle w:val="ListBullet"/>
+      </w:pPr>
+      <w:r>
+        <w:rPr>
+          <w:b/>
+        </w:rPr>
+        <w:t>모델명:</w:t>
+      </w:r>
+      <w:r>
+        <w:t xml:space="preserve"> CDMA용 </w:t>
+      </w:r>
+      <w:r>
+        <w:rPr>
+          <w:b/>
+        </w:rPr>
+        <w:t>SCH-700</w:t>
+      </w:r>
+      <w:r>
+        <w:t xml:space="preserve"> / PCS용 </w:t>
+      </w:r>
+      <w:r>
+        <w:rPr>
+          <w:b/>
+        </w:rPr>
+        <w:t>SPH-5000</w:t>
+      </w:r>
+      <w:r>
+        <w:t xml:space="preserve"> / 미주 수출용 </w:t>
+      </w:r>
+      <w:r>
+        <w:rPr>
+          <w:b/>
+        </w:rPr>
+        <w:t>SPH-N400</w:t>
+      </w:r>
+      <w:r>
+        <w:t>.</w:t>
+      </w:r>
+    </w:p>
+    <w:p>
+      <w:pPr>
+        <w:pStyle w:val="ListBullet"/>
+      </w:pPr>
+      <w:r>
+        <w:rPr>
+          <w:b/>
+        </w:rPr>
+        <w:t>연혁:</w:t>
+      </w:r>
+      <w:r>
+        <w:t xml:space="preserve"> 1996 출시(추정) · 1998 </w:t>
+      </w:r>
+      <w:r>
+        <w:rPr>
+          <w:b/>
+        </w:rPr>
+        <w:t>한국능률협회 히트상품 대상</w:t>
+      </w:r>
+      <w:r>
+        <w:t xml:space="preserve"> · </w:t>
+      </w:r>
+      <w:r>
+        <w:rPr>
+          <w:b/>
+        </w:rPr>
+        <w:t>1999.10 미국 출시, 500만 대 이상 판매</w:t>
+      </w:r>
+      <w:r>
+        <w:t xml:space="preserve"> · 2001 CES </w:t>
+      </w:r>
+      <w:r>
+        <w:rPr>
+          <w:b/>
+        </w:rPr>
+        <w:t>〈Innovation 2001, Wireless Communication〉</w:t>
+      </w:r>
+      <w:r>
+        <w:t xml:space="preserve"> 부문 선정. (미국 통신사 </w:t>
+      </w:r>
+      <w:r>
+        <w:rPr>
+          <w:b/>
+        </w:rPr>
+        <w:t>Sprint</w:t>
+      </w:r>
+      <w:r>
+        <w:t xml:space="preserve"> 브랜딩)</w:t>
+      </w:r>
+    </w:p>
+    <w:p>
+      <w:pPr>
+        <w:pStyle w:val="ListBullet"/>
+      </w:pPr>
+      <w:r>
+        <w:rPr>
+          <w:b/>
+        </w:rPr>
+        <w:t>디자인 경영 관점(핵심):</w:t>
+      </w:r>
+      <w:r>
+        <w:t xml:space="preserve"> </w:t>
+      </w:r>
+      <w:r>
+        <w:rPr>
+          <w:b/>
+        </w:rPr>
+        <w:t>국내용으로 디자인되었으나 국내 완전 실패 → 북미 대성공.</w:t>
+      </w:r>
+      <w:r>
+        <w:t xml:space="preserve"> 실패 이유는 기존 폰과 다른 모습 + </w:t>
+      </w:r>
+      <w:r>
+        <w:rPr>
+          <w:b/>
+        </w:rPr>
+        <w:t>도어 오픈용 힌지가 툭 튀어나와</w:t>
+      </w:r>
+      <w:r>
+        <w:t xml:space="preserve"> 어색. 그러나 </w:t>
+      </w:r>
+      <w:r>
+        <w:rPr>
+          <w:b/>
+        </w:rPr>
+        <w:t>북미에서 독자적 디자인으로 대히트한 (한국의) 최초 폰.</w:t>
+      </w:r>
+      <w:r>
+        <w:t xml:space="preserve"> </w:t>
+      </w:r>
+      <w:r>
+        <w:rPr>
+          <w:i/>
+        </w:rPr>
+        <w:t>지역마다 디자인을 보는 시각이 극단적으로 다를 수 있음</w:t>
+      </w:r>
+      <w:r>
+        <w:t>을 보여주는 사례.</w:t>
+      </w:r>
+    </w:p>
+    <w:p>
+      <w:pPr>
+        <w:pStyle w:val="ListBullet"/>
+      </w:pPr>
+      <w:r>
+        <w:t xml:space="preserve">🟡 </w:t>
+      </w:r>
+      <w:r>
+        <w:rPr>
+          <w:b/>
+        </w:rPr>
+        <w:t>빌 게이츠 언급설:</w:t>
+      </w:r>
+      <w:r>
+        <w:t xml:space="preserve"> MS 빌 게이츠가 혁신적 디자인 사례로 이 폰을 언급했다는 주장 — </w:t>
+      </w:r>
+      <w:r>
+        <w:rPr>
+          <w:b/>
+        </w:rPr>
+        <w:t>블로그 저자도 근거 자료 미확인.</w:t>
+      </w:r>
+      <w:r>
+        <w:t xml:space="preserve"> ❓ 검증 필요.</w:t>
+      </w:r>
+    </w:p>
+    <w:p>
+      <w:pPr>
+        <w:pStyle w:val="ListBullet"/>
+      </w:pPr>
+      <w:r>
+        <w:rPr>
+          <w:b/>
+        </w:rPr>
+        <w:t>저자가 제시한 4대 연구 관점:</w:t>
+      </w:r>
+      <w:r>
+        <w:t xml:space="preserve"> ① 외관·UX 자체 ② 디자인 사고(왜 삼성에서만 나왔나) ③ 디자인 경영(국내 실패→북미 성공 내막) ④ 디자인 마케팅(북미 소비자 취향).</w:t>
+      </w:r>
+    </w:p>
+    <w:p>
+      <w:pPr>
+        <w:pStyle w:val="ListBullet"/>
+      </w:pPr>
+      <w:r>
+        <w:rPr>
+          <w:b/>
+        </w:rPr>
+        <w:t>관련 자료:</w:t>
+      </w:r>
+      <w:r>
+        <w:t xml:space="preserve"> 광고 영상 youtube </w:t>
+      </w:r>
+      <w:r>
+        <w:rPr>
+          <w:rFonts w:ascii="Consolas" w:hAnsi="Consolas"/>
+        </w:rPr>
+        <w:t>watch?v=T9Ou40UoA4I</w:t>
+      </w:r>
+      <w:r>
+        <w:t>([옛날TV] 허준호·김현주 삼성 애니콜 광고 98년).</w:t>
+      </w:r>
+    </w:p>
+    <w:p>
+      <w:pPr>
+        <w:pStyle w:val="ListBullet"/>
+      </w:pPr>
+      <w:r>
+        <w:t xml:space="preserve">⚠️ </w:t>
+      </w:r>
+      <w:r>
+        <w:rPr>
+          <w:b/>
+        </w:rPr>
+        <w:t>검증 메모:</w:t>
+      </w:r>
+      <w:r>
+        <w:t xml:space="preserve"> SCH-700/SPH-N400의 정확한 출시연도·판매량(500만 대)은 개인 블로그·2002 기사 인용에 의존 — 삼성 공식 자료로 교차 확인 필요. 특히 "1996 출시(추정)"는 저자도 추정으로 표기.</w:t>
       </w:r>
     </w:p>
     <w:p>
@@ -7093,6 +7430,641 @@
       </w:r>
       <w:r>
         <w:t>되어 조직으로 복제된 가장 구체적 사례. 회장이 개별 금형을 챙긴 게 아니라 그 요구 구조가 아래로 복제됨.</w:t>
+      </w:r>
+    </w:p>
+    <w:p>
+      <w:pPr>
+        <w:pStyle w:val="Heading2"/>
+      </w:pPr>
+      <w:r>
+        <w:t>부록 F — 학술 해석: 「이건희 회장의 창의혁신 경영」 (장영중, 2025)</w:t>
+      </w:r>
+    </w:p>
+    <w:p>
+      <w:pPr>
+        <w:ind w:left="432"/>
+        <w:pBdr>
+          <w:left w:val="single" w:sz="18" w:space="8" w:color="8EAADB"/>
+        </w:pBdr>
+      </w:pPr>
+      <w:r>
+        <w:rPr>
+          <w:color w:val="404040"/>
+        </w:rPr>
+        <w:t xml:space="preserve">출처: </w:t>
+      </w:r>
+      <w:r>
+        <w:rPr>
+          <w:b/>
+          <w:color w:val="404040"/>
+        </w:rPr>
+        <w:t>장영중(Chang) 발표자료 「이건희 회장의 창의혁신 경영」(2025.5.28)</w:t>
+      </w:r>
+      <w:r>
+        <w:rPr>
+          <w:color w:val="404040"/>
+        </w:rPr>
+        <w:t xml:space="preserve"> — SGH-T100(이건희 폰) 사례를 경영·디자인 이론으로 분석하고 문화예술 정책 시사점으로 확장. 기존 사료(사실)와 달리 </w:t>
+      </w:r>
+      <w:r>
+        <w:rPr>
+          <w:b/>
+          <w:color w:val="404040"/>
+        </w:rPr>
+        <w:t>해석 프레임</w:t>
+      </w:r>
+      <w:r>
+        <w:rPr>
+          <w:color w:val="404040"/>
+        </w:rPr>
+        <w:t>이므로 인용 시 '장영중(2025)의 분석'으로 귀속할 것.</w:t>
+      </w:r>
+    </w:p>
+    <w:p>
+      <w:pPr>
+        <w:pStyle w:val="Heading3"/>
+      </w:pPr>
+      <w:r>
+        <w:t>F-1. 핵심 테제 — "기술과 인문학의 교차점"</w:t>
+      </w:r>
+    </w:p>
+    <w:p>
+      <w:pPr>
+        <w:pStyle w:val="ListBullet"/>
+      </w:pPr>
+      <w:r>
+        <w:rPr>
+          <w:b/>
+        </w:rPr>
+        <w:t>스티브 잡스</w:t>
+      </w:r>
+      <w:r>
+        <w:t xml:space="preserve">는 애플 성공 요인을 </w:t>
+      </w:r>
+      <w:r>
+        <w:rPr>
+          <w:i/>
+        </w:rPr>
+        <w:t>'기술과 인문학의 교차점'</w:t>
+      </w:r>
+      <w:r>
+        <w:t xml:space="preserve"> 이라 했는데, </w:t>
+      </w:r>
+      <w:r>
+        <w:rPr>
+          <w:b/>
+        </w:rPr>
+        <w:t>이건희의 삼성 혁신도 거의 동일한 궤적</w:t>
+      </w:r>
+      <w:r>
+        <w:t>을 그렸다.</w:t>
+      </w:r>
+    </w:p>
+    <w:p>
+      <w:pPr>
+        <w:pStyle w:val="ListBullet"/>
+      </w:pPr>
+      <w:r>
+        <w:t xml:space="preserve">이건희 혁신 = </w:t>
+      </w:r>
+      <w:r>
+        <w:rPr>
+          <w:b/>
+        </w:rPr>
+        <w:t>기술 전문가(엔지니어)와 인문학적 감성의 디자이너가 한 프로젝트에서 충돌</w:t>
+      </w:r>
+      <w:r>
+        <w:t xml:space="preserve">할 때, 그 갈등을 </w:t>
+      </w:r>
+      <w:r>
+        <w:rPr>
+          <w:b/>
+        </w:rPr>
+        <w:t>한국적 리더십</w:t>
+      </w:r>
+      <w:r>
+        <w:t>으로 풀어 혁신을 이끈 사례. 미국·타 한국기업이 쉽게 못한 과제.</w:t>
+      </w:r>
+    </w:p>
+    <w:p>
+      <w:pPr>
+        <w:pStyle w:val="ListBullet"/>
+      </w:pPr>
+      <w:r>
+        <w:rPr>
+          <w:b/>
+        </w:rPr>
+        <w:t>한국 기업 오너의 강력한 리더십</w:t>
+      </w:r>
+      <w:r>
+        <w:t xml:space="preserve">이 기술↔인문학 충돌을 최소화하고, 삼성 </w:t>
+      </w:r>
+      <w:r>
+        <w:rPr>
+          <w:b/>
+        </w:rPr>
+        <w:t>'일등주의' 정신</w:t>
+      </w:r>
+      <w:r>
+        <w:t xml:space="preserve">이 결과 지향점을 명확히 제시 → </w:t>
+      </w:r>
+      <w:r>
+        <w:rPr>
+          <w:b/>
+        </w:rPr>
+        <w:t>매우 한국적인 창조적 혁신.</w:t>
+      </w:r>
+    </w:p>
+    <w:p>
+      <w:pPr>
+        <w:pStyle w:val="Heading3"/>
+      </w:pPr>
+      <w:r>
+        <w:t>F-2. SGH-T100 성공 요인 (장영중 정리)</w:t>
+      </w:r>
+    </w:p>
+    <w:p>
+      <w:r>
+        <w:t xml:space="preserve">① </w:t>
+      </w:r>
+      <w:r>
+        <w:rPr>
+          <w:b/>
+        </w:rPr>
+        <w:t>2002 출시, 세계시장 점유율 증가에 결정적 기여한 게임체인저.</w:t>
+      </w:r>
+    </w:p>
+    <w:p>
+      <w:r>
+        <w:t xml:space="preserve">② </w:t>
+      </w:r>
+      <w:r>
+        <w:rPr>
+          <w:b/>
+        </w:rPr>
+        <w:t>2003년 삼성전자 단일 휴대폰 최초 1,000만 대 판매.</w:t>
+      </w:r>
+    </w:p>
+    <w:p>
+      <w:r>
+        <w:t xml:space="preserve">③ </w:t>
+      </w:r>
+      <w:r>
+        <w:rPr>
+          <w:b/>
+        </w:rPr>
+        <w:t>가장 중요한 성공요인 = 외형 디자인 차별화.</w:t>
+      </w:r>
+    </w:p>
+    <w:p>
+      <w:r>
+        <w:t xml:space="preserve">④ 기능적으로 </w:t>
+      </w:r>
+      <w:r>
+        <w:rPr>
+          <w:b/>
+        </w:rPr>
+        <w:t>TFT LCD 컬러 화면을 최초로 적용한 모델 중 하나.</w:t>
+      </w:r>
+      <w:r>
+        <w:t xml:space="preserve"> (⚠️ "최초로 적용한 모델 중 하나"로 신중 표기 — 본 자료의 A-5 '세계 최초 능동형 TFT LCD 폰'과 정합)</w:t>
+      </w:r>
+    </w:p>
+    <w:p>
+      <w:pPr>
+        <w:pStyle w:val="Heading3"/>
+      </w:pPr>
+      <w:r>
+        <w:t>F-3. 이론 프레임</w:t>
+      </w:r>
+    </w:p>
+    <w:p>
+      <w:pPr>
+        <w:pStyle w:val="ListBullet"/>
+      </w:pPr>
+      <w:r>
+        <w:rPr>
+          <w:b/>
+        </w:rPr>
+        <w:t>로저 마틴(Roger Martin, 2009):</w:t>
+      </w:r>
+      <w:r>
+        <w:t xml:space="preserve"> 지식 생산의 </w:t>
+      </w:r>
+      <w:r>
+        <w:rPr>
+          <w:b/>
+        </w:rPr>
+        <w:t>Reliability(신뢰성=기술, now-oriented)</w:t>
+      </w:r>
+      <w:r>
+        <w:t xml:space="preserve"> ↔ </w:t>
+      </w:r>
+      <w:r>
+        <w:rPr>
+          <w:b/>
+        </w:rPr>
+        <w:t>Validity(타당성=문화예술/의미, future-oriented)</w:t>
+      </w:r>
+      <w:r>
+        <w:t>. (블로그 '모두의 디자인사고' 007의 '절반의 분석 + 절반의 직관'과 동일 프레임)</w:t>
+      </w:r>
+    </w:p>
+    <w:p>
+      <w:pPr>
+        <w:pStyle w:val="ListBullet"/>
+      </w:pPr>
+      <w:r>
+        <w:rPr>
+          <w:b/>
+        </w:rPr>
+        <w:t>로베르토 베르간티(Roberto Verganti, 2009) — 디자인 주도 혁신:</w:t>
+      </w:r>
+      <w:r>
+        <w:t xml:space="preserve"> 성공의 핵심은 </w:t>
+      </w:r>
+      <w:r>
+        <w:rPr>
+          <w:b/>
+        </w:rPr>
+        <w:t>기술(Technology)과 '의미(Meaning)'의 상생.</w:t>
+      </w:r>
+      <w:r>
+        <w:t xml:space="preserve"> 상생 실패 → </w:t>
+      </w:r>
+      <w:r>
+        <w:rPr>
+          <w:b/>
+        </w:rPr>
+        <w:t>평범한 진화</w:t>
+      </w:r>
+      <w:r>
+        <w:t xml:space="preserve">, 상생 성공 → </w:t>
+      </w:r>
+      <w:r>
+        <w:rPr>
+          <w:b/>
+        </w:rPr>
+        <w:t>파괴적 혁신.</w:t>
+      </w:r>
+      <w:r>
+        <w:t xml:space="preserve"> 파괴적 혁신에는 상생을 가능케 하는 </w:t>
+      </w:r>
+      <w:r>
+        <w:rPr>
+          <w:b/>
+        </w:rPr>
+        <w:t>'중재자(mediator)'</w:t>
+      </w:r>
+      <w:r>
+        <w:t xml:space="preserve"> 가 결정적 → </w:t>
+      </w:r>
+      <w:r>
+        <w:rPr>
+          <w:b/>
+        </w:rPr>
+        <w:t>이건희 = 중재자.</w:t>
+      </w:r>
+    </w:p>
+    <w:p>
+      <w:pPr>
+        <w:pStyle w:val="ListBullet"/>
+      </w:pPr>
+      <w:r>
+        <w:rPr>
+          <w:b/>
+        </w:rPr>
+        <w:t>파괴적 혁신(교차로) 모델:</w:t>
+      </w:r>
+      <w:r>
+        <w:t xml:space="preserve"> Reliability↔Validity 사이 </w:t>
+      </w:r>
+      <w:r>
+        <w:rPr>
+          <w:b/>
+        </w:rPr>
+        <w:t>Trade-off wall</w:t>
+      </w:r>
+      <w:r>
+        <w:t>. 벽을 넘으면 파괴적 혁신, 못 넘으면 점진적 진화.</w:t>
+      </w:r>
+    </w:p>
+    <w:p>
+      <w:pPr>
+        <w:pStyle w:val="Heading3"/>
+      </w:pPr>
+      <w:r>
+        <w:t>F-4. 삼성 vs 애플 — 파괴적 혁신의 성공/실패 (Chang, 2013·2025)</w:t>
+      </w:r>
+    </w:p>
+    <w:p>
+      <w:pPr>
+        <w:pStyle w:val="ListBullet"/>
+      </w:pPr>
+      <w:r>
+        <w:rPr>
+          <w:b/>
+        </w:rPr>
+        <w:t>이건희 리더십 ≒ 스티브 잡스 리더십.</w:t>
+      </w:r>
+      <w:r>
+        <w:t xml:space="preserve"> 삼성 기업문화(결과중시 / 시장중심 trial &amp; error) + 이건희 리더십 → tangible path·technology epiphany·technology push, </w:t>
+      </w:r>
+      <w:r>
+        <w:rPr>
+          <w:b/>
+        </w:rPr>
+        <w:t>디자인 조직의 규모·위상 강화.</w:t>
+      </w:r>
+      <w:r>
+        <w:t xml:space="preserve"> 단 </w:t>
+      </w:r>
+      <w:r>
+        <w:rPr>
+          <w:b/>
+        </w:rPr>
+        <w:t>보이지 않는 갈등 증폭(원인: trade-off).</w:t>
+      </w:r>
+    </w:p>
+    <w:p>
+      <w:pPr>
+        <w:pStyle w:val="ListBullet"/>
+      </w:pPr>
+      <w:r>
+        <w:rPr>
+          <w:b/>
+        </w:rPr>
+        <w:t>원(圓) 비유:</w:t>
+      </w:r>
+    </w:p>
+    <w:p>
+      <w:pPr>
+        <w:pStyle w:val="ListBullet"/>
+        <w:ind w:left="1080"/>
+      </w:pPr>
+      <w:r>
+        <w:rPr>
+          <w:b/>
+        </w:rPr>
+        <w:t>이건희의 원</w:t>
+      </w:r>
+      <w:r>
+        <w:t xml:space="preserve">(효율보다 성공에 집중, '1등주의' 문화, 경험·가추 논리) → </w:t>
+      </w:r>
+      <w:r>
+        <w:rPr>
+          <w:b/>
+        </w:rPr>
+        <w:t>파괴적 혁신의 삼성(이건희폰·보르도TV).</w:t>
+      </w:r>
+    </w:p>
+    <w:p>
+      <w:pPr>
+        <w:pStyle w:val="ListBullet"/>
+        <w:ind w:left="1080"/>
+      </w:pPr>
+      <w:r>
+        <w:rPr>
+          <w:b/>
+        </w:rPr>
+        <w:t>이재용의 원</w:t>
+      </w:r>
+      <w:r>
+        <w:t xml:space="preserve">(포용력 최대화·비용 최소화·귀납 논리) → </w:t>
+      </w:r>
+      <w:r>
+        <w:rPr>
+          <w:b/>
+        </w:rPr>
+        <w:t>점진적 진화의 삼성(HBM 사업철수</w:t>
+      </w:r>
+      <w:r>
+        <w:t xml:space="preserve"> 로 예시).</w:t>
+      </w:r>
+    </w:p>
+    <w:p>
+      <w:pPr>
+        <w:pStyle w:val="ListBullet"/>
+        <w:ind w:left="1080"/>
+      </w:pPr>
+      <w:r>
+        <w:rPr>
+          <w:b/>
+        </w:rPr>
+        <w:t>스티브 잡스의 원</w:t>
+      </w:r>
+      <w:r>
+        <w:t xml:space="preserve">(조너선 아이브 발탁) → 파괴적 혁신의 애플(아이폰·아이패드). </w:t>
+      </w:r>
+      <w:r>
+        <w:rPr>
+          <w:b/>
+        </w:rPr>
+        <w:t>팀 쿡의 원</w:t>
+      </w:r>
+      <w:r>
+        <w:t>(조너선 아이브 퇴사) → 점진적 진화의 애플(비전프로).</w:t>
+      </w:r>
+    </w:p>
+    <w:p>
+      <w:pPr>
+        <w:pStyle w:val="ListBullet"/>
+      </w:pPr>
+      <w:r>
+        <w:t xml:space="preserve">⚠️ 'HBM 사업철수'·'비전프로=점진적 진화' 등은 </w:t>
+      </w:r>
+      <w:r>
+        <w:rPr>
+          <w:b/>
+        </w:rPr>
+        <w:t>저자의 해석·예시</w:t>
+      </w:r>
+      <w:r>
+        <w:t>로, 사실 주장과 구분할 것.</w:t>
+      </w:r>
+    </w:p>
+    <w:p>
+      <w:pPr>
+        <w:pStyle w:val="ListBullet"/>
+      </w:pPr>
+      <w:r>
+        <w:rPr>
+          <w:b/>
+        </w:rPr>
+        <w:t>혁신 타임라인(장영중):</w:t>
+      </w:r>
+      <w:r>
+        <w:t xml:space="preserve"> 2002 T100 → 2003 → 2006 보르도TV → 2007 아이폰 출시 → 2008 삼성 최초 스마트폰(옴니아) → 2009 갤럭시 출시 → 2014 이건희 회장 투병 시작.</w:t>
+      </w:r>
+    </w:p>
+    <w:p>
+      <w:pPr>
+        <w:pStyle w:val="Heading3"/>
+      </w:pPr>
+      <w:r>
+        <w:t>F-5. 문화예술·문화재정 시사점 (자료의 최종 목적)</w:t>
+      </w:r>
+    </w:p>
+    <w:p>
+      <w:pPr>
+        <w:pStyle w:val="ListBullet"/>
+      </w:pPr>
+      <w:r>
+        <w:t xml:space="preserve">이건희 혁신 전략을 </w:t>
+      </w:r>
+      <w:r>
+        <w:rPr>
+          <w:b/>
+        </w:rPr>
+        <w:t>문화예술 진흥·문화재정</w:t>
+      </w:r>
+      <w:r>
+        <w:t xml:space="preserve">에 적용: 문화예술도 </w:t>
+      </w:r>
+      <w:r>
+        <w:rPr>
+          <w:b/>
+        </w:rPr>
+        <w:t>기술과 인문학이 만나는 교차점.</w:t>
+      </w:r>
+    </w:p>
+    <w:p>
+      <w:pPr>
+        <w:pStyle w:val="ListBullet"/>
+      </w:pPr>
+      <w:r>
+        <w:rPr>
+          <w:b/>
+        </w:rPr>
+        <w:t>정책 제언:</w:t>
+      </w:r>
+    </w:p>
+    <w:p>
+      <w:pPr>
+        <w:pStyle w:val="ListBullet"/>
+        <w:ind w:left="1080"/>
+      </w:pPr>
+      <w:r>
+        <w:t xml:space="preserve">기술·인문학 융합의 </w:t>
+      </w:r>
+      <w:r>
+        <w:rPr>
+          <w:b/>
+        </w:rPr>
+        <w:t>매개자·촉매</w:t>
+      </w:r>
+      <w:r>
+        <w:t>가 충분할 때 생명력 있는 문화예술 생태계 가능.</w:t>
+      </w:r>
+    </w:p>
+    <w:p>
+      <w:pPr>
+        <w:pStyle w:val="ListBullet"/>
+        <w:ind w:left="1080"/>
+      </w:pPr>
+      <w:r>
+        <w:t xml:space="preserve">교차로 관점의 </w:t>
+      </w:r>
+      <w:r>
+        <w:rPr>
+          <w:b/>
+        </w:rPr>
+        <w:t>문화재정 심사·투자</w:t>
+      </w:r>
+      <w:r>
+        <w:t xml:space="preserve">, 백화점식보다 </w:t>
+      </w:r>
+      <w:r>
+        <w:rPr>
+          <w:b/>
+        </w:rPr>
+        <w:t>결실 맺는 집중 정책</w:t>
+      </w:r>
+      <w:r>
+        <w:t xml:space="preserve">, 돈이 도는 </w:t>
+      </w:r>
+      <w:r>
+        <w:rPr>
+          <w:b/>
+        </w:rPr>
+        <w:t>문화예술 비즈니스 생태계.</w:t>
+      </w:r>
+    </w:p>
+    <w:p>
+      <w:pPr>
+        <w:pStyle w:val="ListBullet"/>
+        <w:ind w:left="1080"/>
+      </w:pPr>
+      <w:r>
+        <w:rPr>
+          <w:b/>
+        </w:rPr>
+        <w:t>〈씨 뿌리기〉</w:t>
+      </w:r>
+      <w:r>
+        <w:t xml:space="preserve">(집중투자보다 인프라 조성 — 좋은 문화예술을 알아보는 판단능력을 전 국민에게, 장기·안정 투자) vs </w:t>
+      </w:r>
+      <w:r>
+        <w:rPr>
+          <w:b/>
+        </w:rPr>
+        <w:t>〈싹 가꾸기〉</w:t>
+      </w:r>
+      <w:r>
+        <w:t>(선택적 집중투자 — 이미 성공하는 주체를 구심점으로, 융합 촉매 인재 발굴·육성). 정책은 경직되지 말고 시대 변화에 따라 진화.</w:t>
+      </w:r>
+    </w:p>
+    <w:p>
+      <w:pPr>
+        <w:ind w:left="432"/>
+        <w:pBdr>
+          <w:left w:val="single" w:sz="18" w:space="8" w:color="8EAADB"/>
+        </w:pBdr>
+      </w:pPr>
+      <w:r>
+        <w:rPr>
+          <w:color w:val="404040"/>
+        </w:rPr>
+        <w:t xml:space="preserve">〔정리자 주〕 이 자료의 가치는 </w:t>
+      </w:r>
+      <w:r>
+        <w:rPr>
+          <w:b/>
+          <w:color w:val="404040"/>
+        </w:rPr>
+        <w:t>T100 사례를 '조직 갈등(엔지니어 vs 디자이너)을 오너 리더십으로 중재해 파괴적 혁신을 만든' 케이스로 재해석</w:t>
+      </w:r>
+      <w:r>
+        <w:rPr>
+          <w:color w:val="404040"/>
+        </w:rPr>
+        <w:t xml:space="preserve">한 점, 그리고 이를 </w:t>
+      </w:r>
+      <w:r>
+        <w:rPr>
+          <w:b/>
+          <w:color w:val="404040"/>
+        </w:rPr>
+        <w:t>잡스/애플과의 비교 + 문화정책 프레임</w:t>
+      </w:r>
+      <w:r>
+        <w:rPr>
+          <w:color w:val="404040"/>
+        </w:rPr>
+        <w:t xml:space="preserve">으로 확장한 점이다. 사실(fact)이 아닌 </w:t>
+      </w:r>
+      <w:r>
+        <w:rPr>
+          <w:b/>
+          <w:color w:val="404040"/>
+        </w:rPr>
+        <w:t>해석 프레임</w:t>
+      </w:r>
+      <w:r>
+        <w:rPr>
+          <w:color w:val="404040"/>
+        </w:rPr>
+        <w:t>이므로 본문 사료와 층위를 구분해 인용.</w:t>
       </w:r>
     </w:p>
     <w:p>

--- a/이건희_삼성_디자인경영_완전판.docx
+++ b/이건희_삼성_디자인경영_완전판.docx
@@ -3655,7 +3655,20 @@
         <w:rPr>
           <w:color w:val="404040"/>
         </w:rPr>
-        <w:t>출처: 블로그 '모두의 디자인사고'(장선생, blog.naver.com/youngjchang) 「기억에서 사라진 한국의 독창적인 디자인 - 삼성 플립업 폰」 + 인용된 머니투데이(2002.11.17). 🟡 개인 블로그 기반이므로 제원·연도는 교차 확인 권장.</w:t>
+        <w:t>출처: 블로그 '모두의 디자인사고'(</w:t>
+      </w:r>
+      <w:r>
+        <w:rPr>
+          <w:b/>
+          <w:color w:val="404040"/>
+        </w:rPr>
+        <w:t>장선생 = 장영중</w:t>
+      </w:r>
+      <w:r>
+        <w:rPr>
+          <w:color w:val="404040"/>
+        </w:rPr>
+        <w:t>, blog.naver.com/youngjchang) 「기억에서 사라진 한국의 독창적인 디자인 - 삼성 플립업 폰」 + 인용된 머니투데이(2002.11.17). 저자는 부록 F 발표자와 동일인. 🟡 개인 블로그 기반이므로 제원·연도는 교차 확인 권장.</w:t>
       </w:r>
     </w:p>
     <w:p>
@@ -7478,6 +7491,98 @@
           <w:color w:val="404040"/>
         </w:rPr>
         <w:t>이므로 인용 시 '장영중(2025)의 분석'으로 귀속할 것.</w:t>
+      </w:r>
+    </w:p>
+    <w:p>
+      <w:pPr>
+        <w:ind w:left="432"/>
+        <w:pBdr>
+          <w:left w:val="single" w:sz="18" w:space="8" w:color="8EAADB"/>
+        </w:pBdr>
+      </w:pPr>
+      <w:r>
+        <w:rPr>
+          <w:color w:val="404040"/>
+        </w:rPr>
+        <w:t xml:space="preserve">★ </w:t>
+      </w:r>
+      <w:r>
+        <w:rPr>
+          <w:b/>
+          <w:color w:val="404040"/>
+        </w:rPr>
+        <w:t>저자 동일성:</w:t>
+      </w:r>
+      <w:r>
+        <w:rPr>
+          <w:color w:val="404040"/>
+        </w:rPr>
+        <w:t xml:space="preserve"> 발표자 </w:t>
+      </w:r>
+      <w:r>
+        <w:rPr>
+          <w:b/>
+          <w:color w:val="404040"/>
+        </w:rPr>
+        <w:t>장영중</w:t>
+      </w:r>
+      <w:r>
+        <w:rPr>
+          <w:color w:val="404040"/>
+        </w:rPr>
+        <w:t xml:space="preserve"> = 네이버 블로그 '모두의 디자인사고' 운영자 </w:t>
+      </w:r>
+      <w:r>
+        <w:rPr>
+          <w:b/>
+          <w:color w:val="404040"/>
+        </w:rPr>
+        <w:t>'장선생'(blog.naver.com/youngjchang)</w:t>
+      </w:r>
+      <w:r>
+        <w:rPr>
+          <w:color w:val="404040"/>
+        </w:rPr>
+        <w:t xml:space="preserve"> = 동일인. 따라서 </w:t>
+      </w:r>
+      <w:r>
+        <w:rPr>
+          <w:b/>
+          <w:color w:val="404040"/>
+        </w:rPr>
+        <w:t>사례 9(플립업 폰 SCH-700)</w:t>
+      </w:r>
+      <w:r>
+        <w:rPr>
+          <w:color w:val="404040"/>
+        </w:rPr>
+        <w:t>·</w:t>
+      </w:r>
+      <w:r>
+        <w:rPr>
+          <w:b/>
+          <w:color w:val="404040"/>
+        </w:rPr>
+        <w:t>부록 F(창의혁신 경영)</w:t>
+      </w:r>
+      <w:r>
+        <w:rPr>
+          <w:color w:val="404040"/>
+        </w:rPr>
+        <w:t xml:space="preserve">·별도 문서 「모두의 디자인사고 정리」(로저 마틴 007 등)는 </w:t>
+      </w:r>
+      <w:r>
+        <w:rPr>
+          <w:b/>
+          <w:color w:val="404040"/>
+        </w:rPr>
+        <w:t>모두 장영중 한 저자의 저작 체계</w:t>
+      </w:r>
+      <w:r>
+        <w:rPr>
+          <w:color w:val="404040"/>
+        </w:rPr>
+        <w:t>다. 로저 마틴 '신뢰성/타당성(분석/직관)' 프레임이 세 자료를 관통.</w:t>
       </w:r>
     </w:p>
     <w:p>

--- a/이건희_삼성_디자인경영_완전판.docx
+++ b/이건희_삼성_디자인경영_완전판.docx
@@ -302,7 +302,16 @@
         <w:ind w:left="1080"/>
       </w:pPr>
       <w:r>
-        <w:t>부록 A 원문 직접 확인(verbatim) · 부록 B 이건희↔후쿠다 대화 장면 · 부록 C 후쿠다 소스 총람(닛케이 2건·서적·RIETI 등) · 부록 D 2024 닛케이 기사 전문 복원 · 부록 E 추가 발굴 3제(원점·사직서·금형, 제3자 교차검증) · 부록 F 학술 해석(장영중 2025: 잡스 비교·베르간티·문화예술 시사점)</w:t>
+        <w:t xml:space="preserve">부록 A 원문 직접 확인(verbatim) · 부록 B 이건희↔후쿠다 대화 장면 · 부록 C 후쿠다 소스 총람(닛케이 2건·서적·RIETI 등) · 부록 D 2024 닛케이 기사 전문 복원 · 부록 E 추가 발굴 3제(원점·사직서·금형, 제3자 교차검증) · 부록 F 학술 해석(장영중 2025: 잡스 비교·베르간티·문화예술 시사점) · </w:t>
+      </w:r>
+      <w:r>
+        <w:rPr>
+          <w:b/>
+        </w:rPr>
+        <w:t>부록 G 통합이론 시론 「감응 경영론」</w:t>
+      </w:r>
+      <w:r>
+        <w:t>(이건희+감응의 존재론+생물학 논문+미학 에세이+김재준 결합)</w:t>
       </w:r>
     </w:p>
     <w:p>
@@ -8170,6 +8179,1370 @@
           <w:color w:val="404040"/>
         </w:rPr>
         <w:t>이므로 본문 사료와 층위를 구분해 인용.</w:t>
+      </w:r>
+    </w:p>
+    <w:p>
+      <w:pPr>
+        <w:pStyle w:val="Heading2"/>
+      </w:pPr>
+      <w:r>
+        <w:t>부록 G — 통합이론 시론: 「감응 경영론 — 설계된 감응과 이중기능의 두께」</w:t>
+      </w:r>
+    </w:p>
+    <w:p>
+      <w:pPr>
+        <w:ind w:left="432"/>
+        <w:pBdr>
+          <w:left w:val="single" w:sz="18" w:space="8" w:color="8EAADB"/>
+        </w:pBdr>
+      </w:pPr>
+      <w:r>
+        <w:rPr>
+          <w:b/>
+          <w:color w:val="404040"/>
+        </w:rPr>
+        <w:t>목적:</w:t>
+      </w:r>
+      <w:r>
+        <w:rPr>
+          <w:color w:val="404040"/>
+        </w:rPr>
+        <w:t xml:space="preserve"> 이건희 디자인 경영(사료) + 「감응의 존재론」(철학 원고) + 「Two trade-offs in cellular resource allocation」(생물학·경제학 논문) + 「세포 리듬의 미학」(에세이) + 김재준 '감응의 도시' + 장영중(부록 F) 을 </w:t>
+      </w:r>
+      <w:r>
+        <w:rPr>
+          <w:b/>
+          <w:color w:val="404040"/>
+        </w:rPr>
+        <w:t>하나의 이론으로 결합</w:t>
+      </w:r>
+      <w:r>
+        <w:rPr>
+          <w:color w:val="404040"/>
+        </w:rPr>
+        <w:t xml:space="preserve">한 시론. ⚠️ 사실이 아니라 </w:t>
+      </w:r>
+      <w:r>
+        <w:rPr>
+          <w:b/>
+          <w:color w:val="404040"/>
+        </w:rPr>
+        <w:t>저작 간 구조적 동형성에 기반한 새 이론 제안</w:t>
+      </w:r>
+      <w:r>
+        <w:rPr>
+          <w:color w:val="404040"/>
+        </w:rPr>
+        <w:t>이며, 인용 시 '통합 시론'으로 귀속.</w:t>
+      </w:r>
+    </w:p>
+    <w:p>
+      <w:pPr>
+        <w:pStyle w:val="Heading3"/>
+      </w:pPr>
+      <w:r>
+        <w:t>G-1. 「감응의 존재론」 요지 (원고, Dreyfus 스타일 초고)</w:t>
+      </w:r>
+    </w:p>
+    <w:p>
+      <w:pPr>
+        <w:pStyle w:val="ListBullet"/>
+      </w:pPr>
+      <w:r>
+        <w:rPr>
+          <w:b/>
+        </w:rPr>
+        <w:t>중심 정의:</w:t>
+      </w:r>
+      <w:r>
+        <w:t xml:space="preserve"> </w:t>
+      </w:r>
+      <w:r>
+        <w:rPr>
+          <w:i/>
+        </w:rPr>
+        <w:t>"존재는 공(空) 속에서 감응으로 발생하며, 그 감응은 축적되어 '귀신'이라는 구조를 형성한다."</w:t>
+      </w:r>
+      <w:r>
+        <w:t xml:space="preserve"> → </w:t>
+      </w:r>
+      <w:r>
+        <w:rPr>
+          <w:b/>
+        </w:rPr>
+        <w:t>최종 선언:</w:t>
+      </w:r>
+      <w:r>
+        <w:t xml:space="preserve"> </w:t>
+      </w:r>
+      <w:r>
+        <w:rPr>
+          <w:i/>
+        </w:rPr>
+        <w:t>"존재는 감응으로 이루어져 있다. 감응은 쌓인다. 쌓인 감응은 작용한다. 이 작용을 모시며 사는 것."</w:t>
+      </w:r>
+    </w:p>
+    <w:p>
+      <w:pPr>
+        <w:pStyle w:val="ListBullet"/>
+      </w:pPr>
+      <w:r>
+        <w:rPr>
+          <w:b/>
+        </w:rPr>
+        <w:t>감응(感應)</w:t>
+      </w:r>
+      <w:r>
+        <w:t xml:space="preserve"> = 인간 감정이 아니라 </w:t>
+      </w:r>
+      <w:r>
+        <w:rPr>
+          <w:b/>
+        </w:rPr>
+        <w:t>존재의 근원적 양식</w:t>
+      </w:r>
+      <w:r>
+        <w:t>(대상이 무엇이든 무관). 두 장면(2019 은평 진오귀굿 vs 2023 잠실 K-pop)이 같은 구조를 낳음 — 개인 경계의 용해, 공간의 밀도화, 설명 불가능한 순간.</w:t>
+      </w:r>
+    </w:p>
+    <w:p>
+      <w:pPr>
+        <w:pStyle w:val="ListBullet"/>
+      </w:pPr>
+      <w:r>
+        <w:rPr>
+          <w:b/>
+        </w:rPr>
+        <w:t>감응의 4가지 역사적 형태:</w:t>
+      </w:r>
+      <w:r>
+        <w:t xml:space="preserve"> ① </w:t>
+      </w:r>
+      <w:r>
+        <w:rPr>
+          <w:b/>
+        </w:rPr>
+        <w:t>사건적 감응</w:t>
+      </w:r>
+      <w:r>
+        <w:t xml:space="preserve">(무속, 통제 불가·우발성=강도) ② </w:t>
+      </w:r>
+      <w:r>
+        <w:rPr>
+          <w:b/>
+        </w:rPr>
+        <w:t>구조적 감응</w:t>
+      </w:r>
+      <w:r>
+        <w:t xml:space="preserve">(성리학, 기의 굴신·관계의 필연적 진동) ③ </w:t>
+      </w:r>
+      <w:r>
+        <w:rPr>
+          <w:b/>
+        </w:rPr>
+        <w:t>내재적 감응</w:t>
+      </w:r>
+      <w:r>
+        <w:t xml:space="preserve">(동학, '모심'·인내천, 윤리로 전환) ④ </w:t>
+      </w:r>
+      <w:r>
+        <w:rPr>
+          <w:b/>
+        </w:rPr>
+        <w:t>설계된 감응</w:t>
+      </w:r>
+      <w:r>
+        <w:t>(K-pop, 조직화·반복가능, "프로듀서=감응의 설계자").</w:t>
+      </w:r>
+    </w:p>
+    <w:p>
+      <w:pPr>
+        <w:pStyle w:val="ListBullet"/>
+      </w:pPr>
+      <w:r>
+        <w:t xml:space="preserve">⭐ </w:t>
+      </w:r>
+      <w:r>
+        <w:rPr>
+          <w:b/>
+        </w:rPr>
+        <w:t>핵심 명제 — "불완전한 겹침이 두께를 만든다":</w:t>
+      </w:r>
+      <w:r>
+        <w:t xml:space="preserve"> K-pop은 극도의 설계(응원봉 Bluetooth 동기화=완전 통제)이지만, </w:t>
+      </w:r>
+      <w:r>
+        <w:rPr>
+          <w:b/>
+        </w:rPr>
+        <w:t>6만 목소리의 미세한 편차·틈·겹침</w:t>
+      </w:r>
+      <w:r>
+        <w:t xml:space="preserve">이 계산을 초월해 </w:t>
+      </w:r>
+      <w:r>
+        <w:rPr>
+          <w:b/>
+        </w:rPr>
+        <w:t>두께(감응)</w:t>
+      </w:r>
+      <w:r>
+        <w:t xml:space="preserve"> 를 만든다. </w:t>
+      </w:r>
+      <w:r>
+        <w:rPr>
+          <w:i/>
+        </w:rPr>
+        <w:t>"설계가 끝났을 때 진짜 무언가가 시작된다. 설계된 것도 감응이 될 수 있다 — 하지만 설계하는 방식이 중요하다."</w:t>
+      </w:r>
+    </w:p>
+    <w:p>
+      <w:pPr>
+        <w:pStyle w:val="ListBullet"/>
+      </w:pPr>
+      <w:r>
+        <w:rPr>
+          <w:b/>
+        </w:rPr>
+        <w:t>감응 윤리:</w:t>
+      </w:r>
+      <w:r>
+        <w:t xml:space="preserve"> 거짓말·착취·폭력 = </w:t>
+      </w:r>
+      <w:r>
+        <w:rPr>
+          <w:b/>
+        </w:rPr>
+        <w:t>감응 능력의 파괴 = 자기 파괴.</w:t>
+      </w:r>
+      <w:r>
+        <w:t xml:space="preserve"> 인내천 = 타인은 '감응의 활동체', 공명 가능성 = 신성함, 그 가능성을 닫는 것이 '죄'. 주의력 경제(알고리즘)는 '감응의 착취'.</w:t>
+      </w:r>
+    </w:p>
+    <w:p>
+      <w:pPr>
+        <w:pStyle w:val="ListBullet"/>
+      </w:pPr>
+      <w:r>
+        <w:rPr>
+          <w:b/>
+        </w:rPr>
+        <w:t>방법:</w:t>
+      </w:r>
+      <w:r>
+        <w:t xml:space="preserve"> '감응은 두 번 발견되었다'(핼리 혜성 비유) — 동양(무속→주자→수운)과 서양(스피노자 정동→메를로퐁티 살→벤야민→들뢰즈→화이트헤드 합생)이 서로 모른 채 같은 별을 봄. </w:t>
+      </w:r>
+      <w:r>
+        <w:rPr>
+          <w:b/>
+        </w:rPr>
+        <w:t>사람이 아니라 문제 구조를 비교.</w:t>
+      </w:r>
+      <w:r>
+        <w:t xml:space="preserve"> '두 조상을 모신다'(동양=본질을 알되 개념화 못함 / 서양=개념화하되 실제 작동을 못 봄).</w:t>
+      </w:r>
+    </w:p>
+    <w:p>
+      <w:pPr>
+        <w:pStyle w:val="Heading3"/>
+      </w:pPr>
+      <w:r>
+        <w:t>G-2. 다섯 자료의 구조적 동형성 (한 수학, 다섯 언어)</w:t>
+      </w:r>
+    </w:p>
+    <w:tbl>
+      <w:tblPr>
+        <w:tblStyle w:val="LightGrid-Accent1"/>
+        <w:tblW w:type="auto" w:w="0"/>
+        <w:jc w:val="center"/>
+        <w:tblLook w:firstColumn="1" w:firstRow="1" w:lastColumn="0" w:lastRow="0" w:noHBand="0" w:noVBand="1" w:val="04A0"/>
+      </w:tblPr>
+      <w:tblGrid>
+        <w:gridCol w:w="1440"/>
+        <w:gridCol w:w="1440"/>
+        <w:gridCol w:w="1440"/>
+        <w:gridCol w:w="1440"/>
+        <w:gridCol w:w="1440"/>
+        <w:gridCol w:w="1440"/>
+      </w:tblGrid>
+      <w:tr>
+        <w:tc>
+          <w:tcPr>
+            <w:tcW w:type="dxa" w:w="1440"/>
+            <w:shd w:val="clear" w:color="auto" w:fill="D9E2F3"/>
+          </w:tcPr>
+          <w:p>
+            <w:r>
+              <w:rPr>
+                <w:b/>
+              </w:rPr>
+            </w:r>
+            <w:r>
+              <w:rPr>
+                <w:b/>
+              </w:rPr>
+              <w:t>개념축</w:t>
+            </w:r>
+          </w:p>
+        </w:tc>
+        <w:tc>
+          <w:tcPr>
+            <w:tcW w:type="dxa" w:w="1440"/>
+            <w:shd w:val="clear" w:color="auto" w:fill="D9E2F3"/>
+          </w:tcPr>
+          <w:p>
+            <w:r>
+              <w:rPr>
+                <w:b/>
+              </w:rPr>
+            </w:r>
+            <w:r>
+              <w:rPr>
+                <w:b/>
+              </w:rPr>
+              <w:t>감응의 존재론</w:t>
+            </w:r>
+          </w:p>
+        </w:tc>
+        <w:tc>
+          <w:tcPr>
+            <w:tcW w:type="dxa" w:w="1440"/>
+            <w:shd w:val="clear" w:color="auto" w:fill="D9E2F3"/>
+          </w:tcPr>
+          <w:p>
+            <w:r>
+              <w:rPr>
+                <w:b/>
+              </w:rPr>
+            </w:r>
+            <w:r>
+              <w:rPr>
+                <w:b/>
+              </w:rPr>
+              <w:t>이건희 디자인 경영</w:t>
+            </w:r>
+          </w:p>
+        </w:tc>
+        <w:tc>
+          <w:tcPr>
+            <w:tcW w:type="dxa" w:w="1440"/>
+            <w:shd w:val="clear" w:color="auto" w:fill="D9E2F3"/>
+          </w:tcPr>
+          <w:p>
+            <w:r>
+              <w:rPr>
+                <w:b/>
+              </w:rPr>
+            </w:r>
+            <w:r>
+              <w:rPr>
+                <w:b/>
+              </w:rPr>
+              <w:t>생물학 논문</w:t>
+            </w:r>
+          </w:p>
+        </w:tc>
+        <w:tc>
+          <w:tcPr>
+            <w:tcW w:type="dxa" w:w="1440"/>
+            <w:shd w:val="clear" w:color="auto" w:fill="D9E2F3"/>
+          </w:tcPr>
+          <w:p>
+            <w:r>
+              <w:rPr>
+                <w:b/>
+              </w:rPr>
+            </w:r>
+            <w:r>
+              <w:rPr>
+                <w:b/>
+              </w:rPr>
+              <w:t>미학 에세이</w:t>
+            </w:r>
+          </w:p>
+        </w:tc>
+        <w:tc>
+          <w:tcPr>
+            <w:tcW w:type="dxa" w:w="1440"/>
+            <w:shd w:val="clear" w:color="auto" w:fill="D9E2F3"/>
+          </w:tcPr>
+          <w:p>
+            <w:r>
+              <w:rPr>
+                <w:b/>
+              </w:rPr>
+            </w:r>
+            <w:r>
+              <w:rPr>
+                <w:b/>
+              </w:rPr>
+              <w:t>김재준 감응 도시</w:t>
+            </w:r>
+          </w:p>
+        </w:tc>
+      </w:tr>
+      <w:tr>
+        <w:tc>
+          <w:tcPr>
+            <w:tcW w:type="dxa" w:w="1440"/>
+          </w:tcPr>
+          <w:p>
+            <w:r/>
+            <w:r>
+              <w:rPr>
+                <w:b/>
+              </w:rPr>
+              <w:t>변동 σ²</w:t>
+            </w:r>
+          </w:p>
+        </w:tc>
+        <w:tc>
+          <w:tcPr>
+            <w:tcW w:type="dxa" w:w="1440"/>
+          </w:tcPr>
+          <w:p>
+            <w:r/>
+            <w:r>
+              <w:t>사건의 강도</w:t>
+            </w:r>
+          </w:p>
+        </w:tc>
+        <w:tc>
+          <w:tcPr>
+            <w:tcW w:type="dxa" w:w="1440"/>
+          </w:tcPr>
+          <w:p>
+            <w:r/>
+            <w:r>
+              <w:t>위기의식 주입</w:t>
+            </w:r>
+          </w:p>
+        </w:tc>
+        <w:tc>
+          <w:tcPr>
+            <w:tcW w:type="dxa" w:w="1440"/>
+          </w:tcPr>
+          <w:p>
+            <w:r/>
+            <w:r>
+              <w:t>환경 온도 분산</w:t>
+            </w:r>
+          </w:p>
+        </w:tc>
+        <w:tc>
+          <w:tcPr>
+            <w:tcW w:type="dxa" w:w="1440"/>
+          </w:tcPr>
+          <w:p>
+            <w:r/>
+            <w:r>
+              <w:t>무질서</w:t>
+            </w:r>
+          </w:p>
+        </w:tc>
+        <w:tc>
+          <w:tcPr>
+            <w:tcW w:type="dxa" w:w="1440"/>
+          </w:tcPr>
+          <w:p>
+            <w:r/>
+            <w:r>
+              <w:t>도시의 유동</w:t>
+            </w:r>
+          </w:p>
+        </w:tc>
+      </w:tr>
+      <w:tr>
+        <w:tc>
+          <w:tcPr>
+            <w:tcW w:type="dxa" w:w="1440"/>
+          </w:tcPr>
+          <w:p>
+            <w:r/>
+            <w:r>
+              <w:rPr>
+                <w:b/>
+              </w:rPr>
+              <w:t>감응/자기상관 ρ</w:t>
+            </w:r>
+          </w:p>
+        </w:tc>
+        <w:tc>
+          <w:tcPr>
+            <w:tcW w:type="dxa" w:w="1440"/>
+          </w:tcPr>
+          <w:p>
+            <w:r/>
+            <w:r>
+              <w:t>감응(공명 채널)</w:t>
+            </w:r>
+          </w:p>
+        </w:tc>
+        <w:tc>
+          <w:tcPr>
+            <w:tcW w:type="dxa" w:w="1440"/>
+          </w:tcPr>
+          <w:p>
+            <w:r/>
+            <w:r>
+              <w:t>예측("성능 평준화")</w:t>
+            </w:r>
+          </w:p>
+        </w:tc>
+        <w:tc>
+          <w:tcPr>
+            <w:tcW w:type="dxa" w:w="1440"/>
+          </w:tcPr>
+          <w:p>
+            <w:r/>
+            <w:r>
+              <w:t>자기상관(박자)</w:t>
+            </w:r>
+          </w:p>
+        </w:tc>
+        <w:tc>
+          <w:tcPr>
+            <w:tcW w:type="dxa" w:w="1440"/>
+          </w:tcPr>
+          <w:p>
+            <w:r/>
+            <w:r>
+              <w:t>리듬</w:t>
+            </w:r>
+          </w:p>
+        </w:tc>
+        <w:tc>
+          <w:tcPr>
+            <w:tcW w:type="dxa" w:w="1440"/>
+          </w:tcPr>
+          <w:p>
+            <w:r/>
+            <w:r>
+              <w:rPr>
+                <w:b/>
+              </w:rPr>
+              <w:t>감응=도시-주민 공명</w:t>
+            </w:r>
+          </w:p>
+        </w:tc>
+      </w:tr>
+      <w:tr>
+        <w:tc>
+          <w:tcPr>
+            <w:tcW w:type="dxa" w:w="1440"/>
+          </w:tcPr>
+          <w:p>
+            <w:r/>
+            <w:r>
+              <w:rPr>
+                <w:b/>
+              </w:rPr>
+              <w:t>두께/잉여</w:t>
+            </w:r>
+          </w:p>
+        </w:tc>
+        <w:tc>
+          <w:tcPr>
+            <w:tcW w:type="dxa" w:w="1440"/>
+          </w:tcPr>
+          <w:p>
+            <w:r/>
+            <w:r>
+              <w:t>불완전한 겹침의 두께</w:t>
+            </w:r>
+          </w:p>
+        </w:tc>
+        <w:tc>
+          <w:tcPr>
+            <w:tcW w:type="dxa" w:w="1440"/>
+          </w:tcPr>
+          <w:p>
+            <w:r/>
+            <w:r>
+              <w:t>디자인·프리미엄 가치</w:t>
+            </w:r>
+          </w:p>
+        </w:tc>
+        <w:tc>
+          <w:tcPr>
+            <w:tcW w:type="dxa" w:w="1440"/>
+          </w:tcPr>
+          <w:p>
+            <w:r/>
+            <w:r>
+              <w:t>헤징 프리미엄</w:t>
+            </w:r>
+          </w:p>
+        </w:tc>
+        <w:tc>
+          <w:tcPr>
+            <w:tcW w:type="dxa" w:w="1440"/>
+          </w:tcPr>
+          <w:p>
+            <w:r/>
+            <w:r>
+              <w:t>양가성의 풍요</w:t>
+            </w:r>
+          </w:p>
+        </w:tc>
+        <w:tc>
+          <w:tcPr>
+            <w:tcW w:type="dxa" w:w="1440"/>
+          </w:tcPr>
+          <w:p>
+            <w:r/>
+            <w:r>
+              <w:t>예술+경제의 밀도</w:t>
+            </w:r>
+          </w:p>
+        </w:tc>
+      </w:tr>
+      <w:tr>
+        <w:tc>
+          <w:tcPr>
+            <w:tcW w:type="dxa" w:w="1440"/>
+          </w:tcPr>
+          <w:p>
+            <w:r/>
+            <w:r>
+              <w:rPr>
+                <w:b/>
+              </w:rPr>
+              <w:t>이중기능 자산</w:t>
+            </w:r>
+          </w:p>
+        </w:tc>
+        <w:tc>
+          <w:tcPr>
+            <w:tcW w:type="dxa" w:w="1440"/>
+          </w:tcPr>
+          <w:p>
+            <w:r/>
+            <w:r>
+              <w:t>설계된 감응</w:t>
+            </w:r>
+          </w:p>
+        </w:tc>
+        <w:tc>
+          <w:tcPr>
+            <w:tcW w:type="dxa" w:w="1440"/>
+          </w:tcPr>
+          <w:p>
+            <w:r/>
+            <w:r>
+              <w:t>이건희폰(엔지니어+디자이너)</w:t>
+            </w:r>
+          </w:p>
+        </w:tc>
+        <w:tc>
+          <w:tcPr>
+            <w:tcW w:type="dxa" w:w="1440"/>
+          </w:tcPr>
+          <w:p>
+            <w:r/>
+            <w:r>
+              <w:t>GroES-EL 샤페로닌</w:t>
+            </w:r>
+          </w:p>
+        </w:tc>
+        <w:tc>
+          <w:tcPr>
+            <w:tcW w:type="dxa" w:w="1440"/>
+          </w:tcPr>
+          <w:p>
+            <w:r/>
+            <w:r>
+              <w:t>두 의미 한 몸</w:t>
+            </w:r>
+          </w:p>
+        </w:tc>
+        <w:tc>
+          <w:tcPr>
+            <w:tcW w:type="dxa" w:w="1440"/>
+          </w:tcPr>
+          <w:p>
+            <w:r/>
+            <w:r>
+              <w:t>예술이자 경제</w:t>
+            </w:r>
+          </w:p>
+        </w:tc>
+      </w:tr>
+      <w:tr>
+        <w:tc>
+          <w:tcPr>
+            <w:tcW w:type="dxa" w:w="1440"/>
+          </w:tcPr>
+          <w:p>
+            <w:r/>
+            <w:r>
+              <w:rPr>
+                <w:b/>
+              </w:rPr>
+              <w:t>중재자(샤페론)</w:t>
+            </w:r>
+          </w:p>
+        </w:tc>
+        <w:tc>
+          <w:tcPr>
+            <w:tcW w:type="dxa" w:w="1440"/>
+          </w:tcPr>
+          <w:p>
+            <w:r/>
+            <w:r>
+              <w:t>프로듀서/무당</w:t>
+            </w:r>
+          </w:p>
+        </w:tc>
+        <w:tc>
+          <w:tcPr>
+            <w:tcW w:type="dxa" w:w="1440"/>
+          </w:tcPr>
+          <w:p>
+            <w:r/>
+            <w:r>
+              <w:rPr>
+                <w:b/>
+              </w:rPr>
+              <w:t>이건희=중재자</w:t>
+            </w:r>
+          </w:p>
+        </w:tc>
+        <w:tc>
+          <w:tcPr>
+            <w:tcW w:type="dxa" w:w="1440"/>
+          </w:tcPr>
+          <w:p>
+            <w:r/>
+            <w:r>
+              <w:rPr>
+                <w:b/>
+              </w:rPr>
+              <w:t>chaperone(접힘 보조)</w:t>
+            </w:r>
+          </w:p>
+        </w:tc>
+        <w:tc>
+          <w:tcPr>
+            <w:tcW w:type="dxa" w:w="1440"/>
+          </w:tcPr>
+          <w:p>
+            <w:r/>
+            <w:r>
+              <w:t>형식을 빚는 힘</w:t>
+            </w:r>
+          </w:p>
+        </w:tc>
+        <w:tc>
+          <w:tcPr>
+            <w:tcW w:type="dxa" w:w="1440"/>
+          </w:tcPr>
+          <w:p>
+            <w:r/>
+            <w:r>
+              <w:t>예술-경제 매개자</w:t>
+            </w:r>
+          </w:p>
+        </w:tc>
+      </w:tr>
+      <w:tr>
+        <w:tc>
+          <w:tcPr>
+            <w:tcW w:type="dxa" w:w="1440"/>
+          </w:tcPr>
+          <w:p>
+            <w:r/>
+            <w:r>
+              <w:rPr>
+                <w:b/>
+              </w:rPr>
+              <w:t>최적 영역</w:t>
+            </w:r>
+          </w:p>
+        </w:tc>
+        <w:tc>
+          <w:tcPr>
+            <w:tcW w:type="dxa" w:w="1440"/>
+          </w:tcPr>
+          <w:p>
+            <w:r/>
+            <w:r>
+              <w:t>리듬(설계+우발의 겹침)</w:t>
+            </w:r>
+          </w:p>
+        </w:tc>
+        <w:tc>
+          <w:tcPr>
+            <w:tcW w:type="dxa" w:w="1440"/>
+          </w:tcPr>
+          <w:p>
+            <w:r/>
+            <w:r>
+              <w:t>위기+일등주의의 리듬대</w:t>
+            </w:r>
+          </w:p>
+        </w:tc>
+        <w:tc>
+          <w:tcPr>
+            <w:tcW w:type="dxa" w:w="1440"/>
+          </w:tcPr>
+          <w:p>
+            <w:r/>
+            <w:r>
+              <w:t>Periodic regime</w:t>
+            </w:r>
+          </w:p>
+        </w:tc>
+        <w:tc>
+          <w:tcPr>
+            <w:tcW w:type="dxa" w:w="1440"/>
+          </w:tcPr>
+          <w:p>
+            <w:r/>
+            <w:r>
+              <w:t>예측과 무질서 사이</w:t>
+            </w:r>
+          </w:p>
+        </w:tc>
+        <w:tc>
+          <w:tcPr>
+            <w:tcW w:type="dxa" w:w="1440"/>
+          </w:tcPr>
+          <w:p>
+            <w:r/>
+            <w:r>
+              <w:t>감응하는 도시</w:t>
+            </w:r>
+          </w:p>
+        </w:tc>
+      </w:tr>
+    </w:tbl>
+    <w:p/>
+    <w:p>
+      <w:pPr>
+        <w:ind w:left="432"/>
+        <w:pBdr>
+          <w:left w:val="single" w:sz="18" w:space="8" w:color="8EAADB"/>
+        </w:pBdr>
+      </w:pPr>
+      <w:r>
+        <w:rPr>
+          <w:b/>
+          <w:color w:val="404040"/>
+        </w:rPr>
+        <w:t>결정적 수렴:</w:t>
+      </w:r>
+      <w:r>
+        <w:rPr>
+          <w:color w:val="404040"/>
+        </w:rPr>
+        <w:t xml:space="preserve"> 생물학 논문의 이중기능 단백질 GroES-EL은 문자 그대로 </w:t>
+      </w:r>
+      <w:r>
+        <w:rPr>
+          <w:b/>
+          <w:color w:val="404040"/>
+        </w:rPr>
+        <w:t>'샤페론(chaperone, 접힘을 돕는 단백질)'</w:t>
+      </w:r>
+      <w:r>
+        <w:rPr>
+          <w:color w:val="404040"/>
+        </w:rPr>
+        <w:t xml:space="preserve">. 그리고 베르간티·장영중의 </w:t>
+      </w:r>
+      <w:r>
+        <w:rPr>
+          <w:b/>
+          <w:color w:val="404040"/>
+        </w:rPr>
+        <w:t>'중재자'</w:t>
+      </w:r>
+      <w:r>
+        <w:rPr>
+          <w:color w:val="404040"/>
+        </w:rPr>
+        <w:t xml:space="preserve">, 감응의 존재론의 </w:t>
+      </w:r>
+      <w:r>
+        <w:rPr>
+          <w:b/>
+          <w:color w:val="404040"/>
+        </w:rPr>
+        <w:t>'프로듀서'</w:t>
+      </w:r>
+      <w:r>
+        <w:rPr>
+          <w:color w:val="404040"/>
+        </w:rPr>
+        <w:t xml:space="preserve">, 김재준의 </w:t>
+      </w:r>
+      <w:r>
+        <w:rPr>
+          <w:b/>
+          <w:color w:val="404040"/>
+        </w:rPr>
+        <w:t>'매개자'</w:t>
+      </w:r>
+      <w:r>
+        <w:rPr>
+          <w:color w:val="404040"/>
+        </w:rPr>
+        <w:t xml:space="preserve">, 이건희 = </w:t>
+      </w:r>
+      <w:r>
+        <w:rPr>
+          <w:b/>
+          <w:color w:val="404040"/>
+        </w:rPr>
+        <w:t>중재자</w:t>
+      </w:r>
+      <w:r>
+        <w:rPr>
+          <w:color w:val="404040"/>
+        </w:rPr>
+        <w:t xml:space="preserve"> — 모두 같은 역할. </w:t>
+      </w:r>
+      <w:r>
+        <w:rPr>
+          <w:b/>
+          <w:color w:val="404040"/>
+        </w:rPr>
+        <w:t>리더/프로듀서는 두 대립 논리(효율/의미)를 한 자산에 '접어주는' 분자 샤페론이다.</w:t>
+      </w:r>
+    </w:p>
+    <w:p>
+      <w:pPr>
+        <w:pStyle w:val="Heading3"/>
+      </w:pPr>
+      <w:r>
+        <w:t>G-3. 제안 이론 — 「감응 경영론(리듬대 이중기능 이론)」</w:t>
+      </w:r>
+    </w:p>
+    <w:p>
+      <w:r>
+        <w:rPr>
+          <w:b/>
+        </w:rPr>
+        <w:t>중심 명제:</w:t>
+      </w:r>
+    </w:p>
+    <w:p>
+      <w:pPr>
+        <w:ind w:left="432"/>
+        <w:pBdr>
+          <w:left w:val="single" w:sz="18" w:space="8" w:color="8EAADB"/>
+        </w:pBdr>
+      </w:pPr>
+      <w:r>
+        <w:rPr>
+          <w:b/>
+          <w:color w:val="404040"/>
+        </w:rPr>
+        <w:t>창의적 혁신(제품·예술·도시·생명)은 '설계와 우발이 겹치는 리듬대'에서, 효율(신뢰성)과 의미(타당성)를 한 자산에 접는 '이중기능 헤지'가 선택될 때, '두께(감응)'로 발생한다.</w:t>
+      </w:r>
+      <w:r>
+        <w:rPr>
+          <w:color w:val="404040"/>
+        </w:rPr>
+        <w:t xml:space="preserve"> 이 접힘을 돕는 것이 </w:t>
+      </w:r>
+      <w:r>
+        <w:rPr>
+          <w:b/>
+          <w:color w:val="404040"/>
+        </w:rPr>
+        <w:t>중재자-샤페론</w:t>
+      </w:r>
+      <w:r>
+        <w:rPr>
+          <w:color w:val="404040"/>
+        </w:rPr>
+        <w:t xml:space="preserve">(이건희·프로듀서·매개자)이고, 그 리듬대를 감지·축적하는 채널이 </w:t>
+      </w:r>
+      <w:r>
+        <w:rPr>
+          <w:b/>
+          <w:color w:val="404040"/>
+        </w:rPr>
+        <w:t>감응(자기상관)</w:t>
+      </w:r>
+      <w:r>
+        <w:rPr>
+          <w:color w:val="404040"/>
+        </w:rPr>
+        <w:t>이다.</w:t>
+      </w:r>
+    </w:p>
+    <w:p>
+      <w:r>
+        <w:t>수식적 뼈대(논문의 헤징 프리미엄 확장):</w:t>
+      </w:r>
+    </w:p>
+    <w:p>
+      <w:r>
+        <w:t>$$ \text{두께}(H) \;\propto\; \sigma^2 \times \rho \times M $$</w:t>
+      </w:r>
+    </w:p>
+    <w:p>
+      <w:pPr>
+        <w:pStyle w:val="ListBullet"/>
+      </w:pPr>
+      <w:r>
+        <w:t xml:space="preserve">σ²=변동성, ρ=감응(자기상관/예측가능성), </w:t>
+      </w:r>
+      <w:r>
+        <w:rPr>
+          <w:b/>
+        </w:rPr>
+        <w:t>M=중재자(샤페론)의 접힘 능력.</w:t>
+      </w:r>
+      <w:r>
+        <w:t xml:space="preserve"> 셋 중 하나라도 0이면 두께=0(정체·혼돈·좌초).</w:t>
+      </w:r>
+    </w:p>
+    <w:p>
+      <w:r>
+        <w:rPr>
+          <w:b/>
+        </w:rPr>
+        <w:t>세 정리:</w:t>
+      </w:r>
+    </w:p>
+    <w:p>
+      <w:pPr>
+        <w:pStyle w:val="ListNumber"/>
+      </w:pPr>
+      <w:r>
+        <w:rPr>
+          <w:b/>
+        </w:rPr>
+        <w:t>리듬대 정리:</w:t>
+      </w:r>
+      <w:r>
+        <w:t xml:space="preserve"> 두께는 정체(σ²=0)도 혼돈(ρ=0)도 아닌 </w:t>
+      </w:r>
+      <w:r>
+        <w:rPr>
+          <w:b/>
+        </w:rPr>
+        <w:t>리듬(σ²&gt;0, ρ≈1)</w:t>
+      </w:r>
+      <w:r>
+        <w:t xml:space="preserve"> 에서만 발생. — GroES-EL은 주기적 환경에서만 증폭 / K-pop의 6만 목소리는 완전 유니즌(설계)도 소음도 아닌 '불완전한 겹침'에서 두께 / 이건희는 </w:t>
+      </w:r>
+      <w:r>
+        <w:rPr>
+          <w:b/>
+        </w:rPr>
+        <w:t>위기(σ²)와 일등주의 방향(ρ)을 동시에 조작</w:t>
+      </w:r>
+      <w:r>
+        <w:t>해 인위적 리듬을 생성.</w:t>
+      </w:r>
+    </w:p>
+    <w:p>
+      <w:pPr>
+        <w:pStyle w:val="ListNumber"/>
+      </w:pPr>
+      <w:r>
+        <w:rPr>
+          <w:b/>
+        </w:rPr>
+        <w:t>샤페론 정리:</w:t>
+      </w:r>
+      <w:r>
+        <w:t xml:space="preserve"> 두 대립 논리는 스스로 결합하지 않는다. </w:t>
+      </w:r>
+      <w:r>
+        <w:rPr>
+          <w:b/>
+        </w:rPr>
+        <w:t>중재자(M)</w:t>
+      </w:r>
+      <w:r>
+        <w:t xml:space="preserve"> 가 있어야 이중기능으로 접힌다. — 이건희폰(엔지니어↔디자이너), 도시(예술↔경제), 미학(효율↔미). 리더십 = 조직의 샤페로닌.</w:t>
+      </w:r>
+    </w:p>
+    <w:p>
+      <w:pPr>
+        <w:pStyle w:val="ListNumber"/>
+      </w:pPr>
+      <w:r>
+        <w:rPr>
+          <w:b/>
+        </w:rPr>
+        <w:t>미학=효율 정리(에세이·감응 계승):</w:t>
+      </w:r>
+      <w:r>
+        <w:t xml:space="preserve"> 이중기능 자산은 효율적이면서 동시에 미학적이다(한 수학의 두 해석). 그러므로 좋은 디자인 경영 = 좋은 감응의 설계. 이건희 </w:t>
+      </w:r>
+      <w:r>
+        <w:rPr>
+          <w:i/>
+        </w:rPr>
+        <w:t>"디자인은 21세기 최후의 승부처"</w:t>
+      </w:r>
+      <w:r>
+        <w:t xml:space="preserve"> = 이 정리의 경영적 선언.</w:t>
+      </w:r>
+    </w:p>
+    <w:p>
+      <w:r>
+        <w:rPr>
+          <w:b/>
+        </w:rPr>
+        <w:t>감응 윤리 축(원고에서 도입 — 이 이론의 규범적 층):</w:t>
+      </w:r>
+    </w:p>
+    <w:p>
+      <w:pPr>
+        <w:pStyle w:val="ListBullet"/>
+      </w:pPr>
+      <w:r>
+        <w:rPr>
+          <w:b/>
+        </w:rPr>
+        <w:t>설계된 감응은 두 방향으로 갈린다:</w:t>
+      </w:r>
+      <w:r>
+        <w:t xml:space="preserve"> ①</w:t>
+      </w:r>
+      <w:r>
+        <w:rPr>
+          <w:b/>
+        </w:rPr>
+        <w:t>살리는 설계</w:t>
+      </w:r>
+      <w:r>
+        <w:t>(불완전한 겹침·자율을 허용 → 두께·축적) vs ②</w:t>
+      </w:r>
+      <w:r>
+        <w:rPr>
+          <w:b/>
+        </w:rPr>
+        <w:t>죽이는 설계</w:t>
+      </w:r>
+      <w:r>
+        <w:t xml:space="preserve">(완전 통제·착취 → 감응 파괴, '주의력 경제'). → 경영·정책에 </w:t>
+      </w:r>
+      <w:r>
+        <w:rPr>
+          <w:b/>
+        </w:rPr>
+        <w:t>윤리 기준</w:t>
+      </w:r>
+      <w:r>
+        <w:t xml:space="preserve"> 제공: 혁신의 설계가 구성원·소비자의 </w:t>
+      </w:r>
+      <w:r>
+        <w:rPr>
+          <w:b/>
+        </w:rPr>
+        <w:t>감응 능력을 키우는가, 착취하는가.</w:t>
+      </w:r>
+    </w:p>
+    <w:p>
+      <w:pPr>
+        <w:pStyle w:val="Heading3"/>
+      </w:pPr>
+      <w:r>
+        <w:t>G-4. 이건희 재해석 — '감응의 프로듀서'</w:t>
+      </w:r>
+    </w:p>
+    <w:p>
+      <w:pPr>
+        <w:pStyle w:val="ListBullet"/>
+      </w:pPr>
+      <w:r>
+        <w:t xml:space="preserve">이건희 디자인 경영을 </w:t>
+      </w:r>
+      <w:r>
+        <w:rPr>
+          <w:b/>
+        </w:rPr>
+        <w:t>'설계된 감응'의 최고 사례</w:t>
+      </w:r>
+      <w:r>
+        <w:t xml:space="preserve">로 재정의: 그는 아이디어를 낸 것이 아니라 </w:t>
+      </w:r>
+      <w:r>
+        <w:rPr>
+          <w:b/>
+        </w:rPr>
+        <w:t>감응이 발생할 조건(σ²·ρ·M)을 설계</w:t>
+      </w:r>
+      <w:r>
+        <w:t xml:space="preserve">했다. (i) </w:t>
+      </w:r>
+      <w:r>
+        <w:rPr>
+          <w:b/>
+        </w:rPr>
+        <w:t>위기 주입</w:t>
+      </w:r>
+      <w:r>
+        <w:t xml:space="preserve">(σ²) — 화형식·"애니콜 빼고 1.5류". (ii) </w:t>
+      </w:r>
+      <w:r>
+        <w:rPr>
+          <w:b/>
+        </w:rPr>
+        <w:t>예측 방향 제시</w:t>
+      </w:r>
+      <w:r>
+        <w:t xml:space="preserve">(ρ) — "성능은 평준화된다, 승부는 디자인"·일등주의. (iii) </w:t>
+      </w:r>
+      <w:r>
+        <w:rPr>
+          <w:b/>
+        </w:rPr>
+        <w:t>샤페론 배치</w:t>
+      </w:r>
+      <w:r>
+        <w:t xml:space="preserve">(M) — 엔지니어·디자이너를 접는 중재. → 결과물(T100·보르도TV)은 효율과 의미가 접힌 </w:t>
+      </w:r>
+      <w:r>
+        <w:rPr>
+          <w:b/>
+        </w:rPr>
+        <w:t>이중기능 자산=두께.</w:t>
+      </w:r>
+    </w:p>
+    <w:p>
+      <w:pPr>
+        <w:pStyle w:val="ListBullet"/>
+      </w:pPr>
+      <w:r>
+        <w:t xml:space="preserve">단 감응 윤리 관점의 열린 질문: 이건희식 '결과 요구+위기'가 구성원의 감응을 </w:t>
+      </w:r>
+      <w:r>
+        <w:rPr>
+          <w:b/>
+        </w:rPr>
+        <w:t>축적</w:t>
+      </w:r>
+      <w:r>
+        <w:t xml:space="preserve">시켰나(살리는 설계) 아니면 </w:t>
+      </w:r>
+      <w:r>
+        <w:rPr>
+          <w:b/>
+        </w:rPr>
+        <w:t>소모</w:t>
+      </w:r>
+      <w:r>
+        <w:t>시켰나(죽이는 설계)? — 화형식의 공포·강한 톱다운은 이 긴장을 안고 있다. (책의 비판적 논점으로 활용 가능)</w:t>
+      </w:r>
+    </w:p>
+    <w:p>
+      <w:pPr>
+        <w:pStyle w:val="Heading3"/>
+      </w:pPr>
+      <w:r>
+        <w:t>G-5. 응용 3층 + 검증 명제</w:t>
+      </w:r>
+    </w:p>
+    <w:p>
+      <w:pPr>
+        <w:pStyle w:val="ListBullet"/>
+      </w:pPr>
+      <w:r>
+        <w:rPr>
+          <w:b/>
+        </w:rPr>
+        <w:t>경영:</w:t>
+      </w:r>
+      <w:r>
+        <w:t xml:space="preserve"> '디자인 경영'의 재정의 = σ²·ρ·M의 관리술 + 감응 윤리(살리는 설계). 검증: 히트작은 '예측된 변동기'에 몰리고(σ²·ρ 중간대), 샤페론 부재 조직은 trade-off wall에서 좌초(이건희 有→파괴적 혁신 / 이재용 원→점진적 진화, 부록 F 조응).</w:t>
+      </w:r>
+    </w:p>
+    <w:p>
+      <w:pPr>
+        <w:pStyle w:val="ListBullet"/>
+      </w:pPr>
+      <w:r>
+        <w:rPr>
+          <w:b/>
+        </w:rPr>
+        <w:t>도시·문화정책(김재준+장영중 접점):</w:t>
+      </w:r>
+      <w:r>
+        <w:t xml:space="preserve"> 감응하는 도시 = ρ(공명)가 높은 도시. 문화재정은 '기술과 인문학 교차로'(장영중)의 </w:t>
+      </w:r>
+      <w:r>
+        <w:rPr>
+          <w:b/>
+        </w:rPr>
+        <w:t>이중기능 프로젝트(예술이자 경제)</w:t>
+      </w:r>
+      <w:r>
+        <w:t xml:space="preserve"> 에 헤지 투자. '씨 뿌리기'=ρ 인프라 육성 / '싹 가꾸기'=ρ 높은 곳 집중.</w:t>
+      </w:r>
+    </w:p>
+    <w:p>
+      <w:pPr>
+        <w:pStyle w:val="ListBullet"/>
+      </w:pPr>
+      <w:r>
+        <w:rPr>
+          <w:b/>
+        </w:rPr>
+        <w:t>생명·미학(논문·에세이·감응 계승):</w:t>
+      </w:r>
+      <w:r>
+        <w:t xml:space="preserve"> 미학은 의식의 발명이 아니라 </w:t>
+      </w:r>
+      <w:r>
+        <w:rPr>
+          <w:b/>
+        </w:rPr>
+        <w:t>리듬대에서 이중기능이 선택되는 생명·존재의 공통 형식</w:t>
+      </w:r>
+      <w:r>
+        <w:t>(=감응). 박테리아의 진화, 굿판, 콘서트, 이건희의 결정이 같은 자리에 거주. 확장 질문(에세이): 식물 광합성 리듬·다세포 발생·진화 자체가 감응 시스템인가.</w:t>
+      </w:r>
+    </w:p>
+    <w:p>
+      <w:pPr>
+        <w:pStyle w:val="Heading3"/>
+      </w:pPr>
+      <w:r>
+        <w:t>G-6. 한계·귀속</w:t>
+      </w:r>
+    </w:p>
+    <w:p>
+      <w:pPr>
+        <w:pStyle w:val="ListBullet"/>
+      </w:pPr>
+      <w:r>
+        <w:t xml:space="preserve">본 부록은 </w:t>
+      </w:r>
+      <w:r>
+        <w:rPr>
+          <w:b/>
+        </w:rPr>
+        <w:t>다섯 저작의 구조적 동형성에 근거한 '시론(試論)'</w:t>
+      </w:r>
+      <w:r>
+        <w:t xml:space="preserve"> 이다. 각 저작의 원 명제(감응의 존재론·논문의 통계 χ²=4×10⁻¹¹·장영중 프레임·김재준 감응)는 해당 원본에 귀속하며, 이들을 잇는 </w:t>
+      </w:r>
+      <w:r>
+        <w:rPr>
+          <w:b/>
+        </w:rPr>
+        <w:t>σ²·ρ·M 통합식과 '감응 경영론'은 정리자의 제안</w:t>
+      </w:r>
+      <w:r>
+        <w:t>이다.</w:t>
+      </w:r>
+    </w:p>
+    <w:p>
+      <w:pPr>
+        <w:pStyle w:val="ListBullet"/>
+      </w:pPr>
+      <w:r>
+        <w:t>김재준 '감응의 도시'의 정전(定典) 명제는 미확보 — 여기서는 감응(感應)=공명·상호반응으로 해석. 원 정의 확보 시 G-2 표와 G-5 도시층을 교정할 것.</w:t>
       </w:r>
     </w:p>
     <w:p>

--- a/이건희_삼성_디자인경영_완전판.docx
+++ b/이건희_삼성_디자인경영_완전판.docx
@@ -308,10 +308,10 @@
         <w:rPr>
           <w:b/>
         </w:rPr>
-        <w:t>부록 G 통합이론 시론 「감응 경영론」</w:t>
-      </w:r>
-      <w:r>
-        <w:t>(이건희+감응의 존재론+생물학 논문+미학 에세이+김재준 결합)</w:t>
+        <w:t>부록 G 감응의 디자인 「형태는 기능의 시공간 통계를 따른다」</w:t>
+      </w:r>
+      <w:r>
+        <w:t>(장영중; 세포·공간·몸 네 법칙, 이건희 적용)</w:t>
       </w:r>
     </w:p>
     <w:p>
@@ -8186,7 +8186,7 @@
         <w:pStyle w:val="Heading2"/>
       </w:pPr>
       <w:r>
-        <w:t>부록 G — 통합이론 시론: 「감응 경영론 — 설계된 감응과 이중기능의 두께」</w:t>
+        <w:t>부록 G — 감응의 디자인: 「형태는 기능의 시공간 통계를 따른다」 (장영중)</w:t>
       </w:r>
     </w:p>
     <w:p>
@@ -8201,823 +8201,41 @@
           <w:b/>
           <w:color w:val="404040"/>
         </w:rPr>
-        <w:t>목적:</w:t>
+        <w:t>출처:</w:t>
       </w:r>
       <w:r>
         <w:rPr>
           <w:color w:val="404040"/>
         </w:rPr>
-        <w:t xml:space="preserve"> 이건희 디자인 경영(사료) + 「감응의 존재론」(철학 원고) + 「Two trade-offs in cellular resource allocation」(생물학·경제학 논문) + 「세포 리듬의 미학」(에세이) + 김재준 '감응의 도시' + 장영중(부록 F) 을 </w:t>
+        <w:t xml:space="preserve"> 장영중(=장선생) 이론 원고 </w:t>
       </w:r>
       <w:r>
         <w:rPr>
           <w:b/>
           <w:color w:val="404040"/>
         </w:rPr>
-        <w:t>하나의 이론으로 결합</w:t>
+        <w:t>「형태는 기능의 시공간 통계를 따른다 — 세포·공간·몸, 세 척도에 걸친 하나의 디자인 이론」</w:t>
       </w:r>
       <w:r>
         <w:rPr>
           <w:color w:val="404040"/>
         </w:rPr>
-        <w:t xml:space="preserve">한 시론. ⚠️ 사실이 아니라 </w:t>
+        <w:t xml:space="preserve">. 생물학 논문·「감응의 존재론」·미학 에세이·건축·이건희 디자인 경영을 </w:t>
       </w:r>
       <w:r>
         <w:rPr>
           <w:b/>
           <w:color w:val="404040"/>
         </w:rPr>
-        <w:t>저작 간 구조적 동형성에 기반한 새 이론 제안</w:t>
+        <w:t>하나의 디자인 이론(네 법칙)</w:t>
       </w:r>
       <w:r>
         <w:rPr>
           <w:color w:val="404040"/>
         </w:rPr>
-        <w:t>이며, 인용 시 '통합 시론'으로 귀속.</w:t>
-      </w:r>
-    </w:p>
-    <w:p>
-      <w:pPr>
-        <w:pStyle w:val="Heading3"/>
-      </w:pPr>
-      <w:r>
-        <w:t>G-1. 「감응의 존재론」 요지 (원고, Dreyfus 스타일 초고)</w:t>
-      </w:r>
-    </w:p>
-    <w:p>
-      <w:pPr>
-        <w:pStyle w:val="ListBullet"/>
-      </w:pPr>
-      <w:r>
-        <w:rPr>
-          <w:b/>
-        </w:rPr>
-        <w:t>중심 정의:</w:t>
-      </w:r>
-      <w:r>
-        <w:t xml:space="preserve"> </w:t>
-      </w:r>
-      <w:r>
-        <w:rPr>
-          <w:i/>
-        </w:rPr>
-        <w:t>"존재는 공(空) 속에서 감응으로 발생하며, 그 감응은 축적되어 '귀신'이라는 구조를 형성한다."</w:t>
-      </w:r>
-      <w:r>
-        <w:t xml:space="preserve"> → </w:t>
-      </w:r>
-      <w:r>
-        <w:rPr>
-          <w:b/>
-        </w:rPr>
-        <w:t>최종 선언:</w:t>
-      </w:r>
-      <w:r>
-        <w:t xml:space="preserve"> </w:t>
-      </w:r>
-      <w:r>
-        <w:rPr>
-          <w:i/>
-        </w:rPr>
-        <w:t>"존재는 감응으로 이루어져 있다. 감응은 쌓인다. 쌓인 감응은 작용한다. 이 작용을 모시며 사는 것."</w:t>
-      </w:r>
-    </w:p>
-    <w:p>
-      <w:pPr>
-        <w:pStyle w:val="ListBullet"/>
-      </w:pPr>
-      <w:r>
-        <w:rPr>
-          <w:b/>
-        </w:rPr>
-        <w:t>감응(感應)</w:t>
-      </w:r>
-      <w:r>
-        <w:t xml:space="preserve"> = 인간 감정이 아니라 </w:t>
-      </w:r>
-      <w:r>
-        <w:rPr>
-          <w:b/>
-        </w:rPr>
-        <w:t>존재의 근원적 양식</w:t>
-      </w:r>
-      <w:r>
-        <w:t>(대상이 무엇이든 무관). 두 장면(2019 은평 진오귀굿 vs 2023 잠실 K-pop)이 같은 구조를 낳음 — 개인 경계의 용해, 공간의 밀도화, 설명 불가능한 순간.</w:t>
-      </w:r>
-    </w:p>
-    <w:p>
-      <w:pPr>
-        <w:pStyle w:val="ListBullet"/>
-      </w:pPr>
-      <w:r>
-        <w:rPr>
-          <w:b/>
-        </w:rPr>
-        <w:t>감응의 4가지 역사적 형태:</w:t>
-      </w:r>
-      <w:r>
-        <w:t xml:space="preserve"> ① </w:t>
-      </w:r>
-      <w:r>
-        <w:rPr>
-          <w:b/>
-        </w:rPr>
-        <w:t>사건적 감응</w:t>
-      </w:r>
-      <w:r>
-        <w:t xml:space="preserve">(무속, 통제 불가·우발성=강도) ② </w:t>
-      </w:r>
-      <w:r>
-        <w:rPr>
-          <w:b/>
-        </w:rPr>
-        <w:t>구조적 감응</w:t>
-      </w:r>
-      <w:r>
-        <w:t xml:space="preserve">(성리학, 기의 굴신·관계의 필연적 진동) ③ </w:t>
-      </w:r>
-      <w:r>
-        <w:rPr>
-          <w:b/>
-        </w:rPr>
-        <w:t>내재적 감응</w:t>
-      </w:r>
-      <w:r>
-        <w:t xml:space="preserve">(동학, '모심'·인내천, 윤리로 전환) ④ </w:t>
-      </w:r>
-      <w:r>
-        <w:rPr>
-          <w:b/>
-        </w:rPr>
-        <w:t>설계된 감응</w:t>
-      </w:r>
-      <w:r>
-        <w:t>(K-pop, 조직화·반복가능, "프로듀서=감응의 설계자").</w:t>
-      </w:r>
-    </w:p>
-    <w:p>
-      <w:pPr>
-        <w:pStyle w:val="ListBullet"/>
-      </w:pPr>
-      <w:r>
-        <w:t xml:space="preserve">⭐ </w:t>
-      </w:r>
-      <w:r>
-        <w:rPr>
-          <w:b/>
-        </w:rPr>
-        <w:t>핵심 명제 — "불완전한 겹침이 두께를 만든다":</w:t>
-      </w:r>
-      <w:r>
-        <w:t xml:space="preserve"> K-pop은 극도의 설계(응원봉 Bluetooth 동기화=완전 통제)이지만, </w:t>
-      </w:r>
-      <w:r>
-        <w:rPr>
-          <w:b/>
-        </w:rPr>
-        <w:t>6만 목소리의 미세한 편차·틈·겹침</w:t>
-      </w:r>
-      <w:r>
-        <w:t xml:space="preserve">이 계산을 초월해 </w:t>
-      </w:r>
-      <w:r>
-        <w:rPr>
-          <w:b/>
-        </w:rPr>
-        <w:t>두께(감응)</w:t>
-      </w:r>
-      <w:r>
-        <w:t xml:space="preserve"> 를 만든다. </w:t>
-      </w:r>
-      <w:r>
-        <w:rPr>
-          <w:i/>
-        </w:rPr>
-        <w:t>"설계가 끝났을 때 진짜 무언가가 시작된다. 설계된 것도 감응이 될 수 있다 — 하지만 설계하는 방식이 중요하다."</w:t>
-      </w:r>
-    </w:p>
-    <w:p>
-      <w:pPr>
-        <w:pStyle w:val="ListBullet"/>
-      </w:pPr>
-      <w:r>
-        <w:rPr>
-          <w:b/>
-        </w:rPr>
-        <w:t>감응 윤리:</w:t>
-      </w:r>
-      <w:r>
-        <w:t xml:space="preserve"> 거짓말·착취·폭력 = </w:t>
-      </w:r>
-      <w:r>
-        <w:rPr>
-          <w:b/>
-        </w:rPr>
-        <w:t>감응 능력의 파괴 = 자기 파괴.</w:t>
-      </w:r>
-      <w:r>
-        <w:t xml:space="preserve"> 인내천 = 타인은 '감응의 활동체', 공명 가능성 = 신성함, 그 가능성을 닫는 것이 '죄'. 주의력 경제(알고리즘)는 '감응의 착취'.</w:t>
-      </w:r>
-    </w:p>
-    <w:p>
-      <w:pPr>
-        <w:pStyle w:val="ListBullet"/>
-      </w:pPr>
-      <w:r>
-        <w:rPr>
-          <w:b/>
-        </w:rPr>
-        <w:t>방법:</w:t>
-      </w:r>
-      <w:r>
-        <w:t xml:space="preserve"> '감응은 두 번 발견되었다'(핼리 혜성 비유) — 동양(무속→주자→수운)과 서양(스피노자 정동→메를로퐁티 살→벤야민→들뢰즈→화이트헤드 합생)이 서로 모른 채 같은 별을 봄. </w:t>
-      </w:r>
-      <w:r>
-        <w:rPr>
-          <w:b/>
-        </w:rPr>
-        <w:t>사람이 아니라 문제 구조를 비교.</w:t>
-      </w:r>
-      <w:r>
-        <w:t xml:space="preserve"> '두 조상을 모신다'(동양=본질을 알되 개념화 못함 / 서양=개념화하되 실제 작동을 못 봄).</w:t>
-      </w:r>
-    </w:p>
-    <w:p>
-      <w:pPr>
-        <w:pStyle w:val="Heading3"/>
-      </w:pPr>
-      <w:r>
-        <w:t>G-2. 다섯 자료의 구조적 동형성 (한 수학, 다섯 언어)</w:t>
-      </w:r>
-    </w:p>
-    <w:tbl>
-      <w:tblPr>
-        <w:tblStyle w:val="LightGrid-Accent1"/>
-        <w:tblW w:type="auto" w:w="0"/>
-        <w:jc w:val="center"/>
-        <w:tblLook w:firstColumn="1" w:firstRow="1" w:lastColumn="0" w:lastRow="0" w:noHBand="0" w:noVBand="1" w:val="04A0"/>
-      </w:tblPr>
-      <w:tblGrid>
-        <w:gridCol w:w="1440"/>
-        <w:gridCol w:w="1440"/>
-        <w:gridCol w:w="1440"/>
-        <w:gridCol w:w="1440"/>
-        <w:gridCol w:w="1440"/>
-        <w:gridCol w:w="1440"/>
-      </w:tblGrid>
-      <w:tr>
-        <w:tc>
-          <w:tcPr>
-            <w:tcW w:type="dxa" w:w="1440"/>
-            <w:shd w:val="clear" w:color="auto" w:fill="D9E2F3"/>
-          </w:tcPr>
-          <w:p>
-            <w:r>
-              <w:rPr>
-                <w:b/>
-              </w:rPr>
-            </w:r>
-            <w:r>
-              <w:rPr>
-                <w:b/>
-              </w:rPr>
-              <w:t>개념축</w:t>
-            </w:r>
-          </w:p>
-        </w:tc>
-        <w:tc>
-          <w:tcPr>
-            <w:tcW w:type="dxa" w:w="1440"/>
-            <w:shd w:val="clear" w:color="auto" w:fill="D9E2F3"/>
-          </w:tcPr>
-          <w:p>
-            <w:r>
-              <w:rPr>
-                <w:b/>
-              </w:rPr>
-            </w:r>
-            <w:r>
-              <w:rPr>
-                <w:b/>
-              </w:rPr>
-              <w:t>감응의 존재론</w:t>
-            </w:r>
-          </w:p>
-        </w:tc>
-        <w:tc>
-          <w:tcPr>
-            <w:tcW w:type="dxa" w:w="1440"/>
-            <w:shd w:val="clear" w:color="auto" w:fill="D9E2F3"/>
-          </w:tcPr>
-          <w:p>
-            <w:r>
-              <w:rPr>
-                <w:b/>
-              </w:rPr>
-            </w:r>
-            <w:r>
-              <w:rPr>
-                <w:b/>
-              </w:rPr>
-              <w:t>이건희 디자인 경영</w:t>
-            </w:r>
-          </w:p>
-        </w:tc>
-        <w:tc>
-          <w:tcPr>
-            <w:tcW w:type="dxa" w:w="1440"/>
-            <w:shd w:val="clear" w:color="auto" w:fill="D9E2F3"/>
-          </w:tcPr>
-          <w:p>
-            <w:r>
-              <w:rPr>
-                <w:b/>
-              </w:rPr>
-            </w:r>
-            <w:r>
-              <w:rPr>
-                <w:b/>
-              </w:rPr>
-              <w:t>생물학 논문</w:t>
-            </w:r>
-          </w:p>
-        </w:tc>
-        <w:tc>
-          <w:tcPr>
-            <w:tcW w:type="dxa" w:w="1440"/>
-            <w:shd w:val="clear" w:color="auto" w:fill="D9E2F3"/>
-          </w:tcPr>
-          <w:p>
-            <w:r>
-              <w:rPr>
-                <w:b/>
-              </w:rPr>
-            </w:r>
-            <w:r>
-              <w:rPr>
-                <w:b/>
-              </w:rPr>
-              <w:t>미학 에세이</w:t>
-            </w:r>
-          </w:p>
-        </w:tc>
-        <w:tc>
-          <w:tcPr>
-            <w:tcW w:type="dxa" w:w="1440"/>
-            <w:shd w:val="clear" w:color="auto" w:fill="D9E2F3"/>
-          </w:tcPr>
-          <w:p>
-            <w:r>
-              <w:rPr>
-                <w:b/>
-              </w:rPr>
-            </w:r>
-            <w:r>
-              <w:rPr>
-                <w:b/>
-              </w:rPr>
-              <w:t>김재준 감응 도시</w:t>
-            </w:r>
-          </w:p>
-        </w:tc>
-      </w:tr>
-      <w:tr>
-        <w:tc>
-          <w:tcPr>
-            <w:tcW w:type="dxa" w:w="1440"/>
-          </w:tcPr>
-          <w:p>
-            <w:r/>
-            <w:r>
-              <w:rPr>
-                <w:b/>
-              </w:rPr>
-              <w:t>변동 σ²</w:t>
-            </w:r>
-          </w:p>
-        </w:tc>
-        <w:tc>
-          <w:tcPr>
-            <w:tcW w:type="dxa" w:w="1440"/>
-          </w:tcPr>
-          <w:p>
-            <w:r/>
-            <w:r>
-              <w:t>사건의 강도</w:t>
-            </w:r>
-          </w:p>
-        </w:tc>
-        <w:tc>
-          <w:tcPr>
-            <w:tcW w:type="dxa" w:w="1440"/>
-          </w:tcPr>
-          <w:p>
-            <w:r/>
-            <w:r>
-              <w:t>위기의식 주입</w:t>
-            </w:r>
-          </w:p>
-        </w:tc>
-        <w:tc>
-          <w:tcPr>
-            <w:tcW w:type="dxa" w:w="1440"/>
-          </w:tcPr>
-          <w:p>
-            <w:r/>
-            <w:r>
-              <w:t>환경 온도 분산</w:t>
-            </w:r>
-          </w:p>
-        </w:tc>
-        <w:tc>
-          <w:tcPr>
-            <w:tcW w:type="dxa" w:w="1440"/>
-          </w:tcPr>
-          <w:p>
-            <w:r/>
-            <w:r>
-              <w:t>무질서</w:t>
-            </w:r>
-          </w:p>
-        </w:tc>
-        <w:tc>
-          <w:tcPr>
-            <w:tcW w:type="dxa" w:w="1440"/>
-          </w:tcPr>
-          <w:p>
-            <w:r/>
-            <w:r>
-              <w:t>도시의 유동</w:t>
-            </w:r>
-          </w:p>
-        </w:tc>
-      </w:tr>
-      <w:tr>
-        <w:tc>
-          <w:tcPr>
-            <w:tcW w:type="dxa" w:w="1440"/>
-          </w:tcPr>
-          <w:p>
-            <w:r/>
-            <w:r>
-              <w:rPr>
-                <w:b/>
-              </w:rPr>
-              <w:t>감응/자기상관 ρ</w:t>
-            </w:r>
-          </w:p>
-        </w:tc>
-        <w:tc>
-          <w:tcPr>
-            <w:tcW w:type="dxa" w:w="1440"/>
-          </w:tcPr>
-          <w:p>
-            <w:r/>
-            <w:r>
-              <w:t>감응(공명 채널)</w:t>
-            </w:r>
-          </w:p>
-        </w:tc>
-        <w:tc>
-          <w:tcPr>
-            <w:tcW w:type="dxa" w:w="1440"/>
-          </w:tcPr>
-          <w:p>
-            <w:r/>
-            <w:r>
-              <w:t>예측("성능 평준화")</w:t>
-            </w:r>
-          </w:p>
-        </w:tc>
-        <w:tc>
-          <w:tcPr>
-            <w:tcW w:type="dxa" w:w="1440"/>
-          </w:tcPr>
-          <w:p>
-            <w:r/>
-            <w:r>
-              <w:t>자기상관(박자)</w:t>
-            </w:r>
-          </w:p>
-        </w:tc>
-        <w:tc>
-          <w:tcPr>
-            <w:tcW w:type="dxa" w:w="1440"/>
-          </w:tcPr>
-          <w:p>
-            <w:r/>
-            <w:r>
-              <w:t>리듬</w:t>
-            </w:r>
-          </w:p>
-        </w:tc>
-        <w:tc>
-          <w:tcPr>
-            <w:tcW w:type="dxa" w:w="1440"/>
-          </w:tcPr>
-          <w:p>
-            <w:r/>
-            <w:r>
-              <w:rPr>
-                <w:b/>
-              </w:rPr>
-              <w:t>감응=도시-주민 공명</w:t>
-            </w:r>
-          </w:p>
-        </w:tc>
-      </w:tr>
-      <w:tr>
-        <w:tc>
-          <w:tcPr>
-            <w:tcW w:type="dxa" w:w="1440"/>
-          </w:tcPr>
-          <w:p>
-            <w:r/>
-            <w:r>
-              <w:rPr>
-                <w:b/>
-              </w:rPr>
-              <w:t>두께/잉여</w:t>
-            </w:r>
-          </w:p>
-        </w:tc>
-        <w:tc>
-          <w:tcPr>
-            <w:tcW w:type="dxa" w:w="1440"/>
-          </w:tcPr>
-          <w:p>
-            <w:r/>
-            <w:r>
-              <w:t>불완전한 겹침의 두께</w:t>
-            </w:r>
-          </w:p>
-        </w:tc>
-        <w:tc>
-          <w:tcPr>
-            <w:tcW w:type="dxa" w:w="1440"/>
-          </w:tcPr>
-          <w:p>
-            <w:r/>
-            <w:r>
-              <w:t>디자인·프리미엄 가치</w:t>
-            </w:r>
-          </w:p>
-        </w:tc>
-        <w:tc>
-          <w:tcPr>
-            <w:tcW w:type="dxa" w:w="1440"/>
-          </w:tcPr>
-          <w:p>
-            <w:r/>
-            <w:r>
-              <w:t>헤징 프리미엄</w:t>
-            </w:r>
-          </w:p>
-        </w:tc>
-        <w:tc>
-          <w:tcPr>
-            <w:tcW w:type="dxa" w:w="1440"/>
-          </w:tcPr>
-          <w:p>
-            <w:r/>
-            <w:r>
-              <w:t>양가성의 풍요</w:t>
-            </w:r>
-          </w:p>
-        </w:tc>
-        <w:tc>
-          <w:tcPr>
-            <w:tcW w:type="dxa" w:w="1440"/>
-          </w:tcPr>
-          <w:p>
-            <w:r/>
-            <w:r>
-              <w:t>예술+경제의 밀도</w:t>
-            </w:r>
-          </w:p>
-        </w:tc>
-      </w:tr>
-      <w:tr>
-        <w:tc>
-          <w:tcPr>
-            <w:tcW w:type="dxa" w:w="1440"/>
-          </w:tcPr>
-          <w:p>
-            <w:r/>
-            <w:r>
-              <w:rPr>
-                <w:b/>
-              </w:rPr>
-              <w:t>이중기능 자산</w:t>
-            </w:r>
-          </w:p>
-        </w:tc>
-        <w:tc>
-          <w:tcPr>
-            <w:tcW w:type="dxa" w:w="1440"/>
-          </w:tcPr>
-          <w:p>
-            <w:r/>
-            <w:r>
-              <w:t>설계된 감응</w:t>
-            </w:r>
-          </w:p>
-        </w:tc>
-        <w:tc>
-          <w:tcPr>
-            <w:tcW w:type="dxa" w:w="1440"/>
-          </w:tcPr>
-          <w:p>
-            <w:r/>
-            <w:r>
-              <w:t>이건희폰(엔지니어+디자이너)</w:t>
-            </w:r>
-          </w:p>
-        </w:tc>
-        <w:tc>
-          <w:tcPr>
-            <w:tcW w:type="dxa" w:w="1440"/>
-          </w:tcPr>
-          <w:p>
-            <w:r/>
-            <w:r>
-              <w:t>GroES-EL 샤페로닌</w:t>
-            </w:r>
-          </w:p>
-        </w:tc>
-        <w:tc>
-          <w:tcPr>
-            <w:tcW w:type="dxa" w:w="1440"/>
-          </w:tcPr>
-          <w:p>
-            <w:r/>
-            <w:r>
-              <w:t>두 의미 한 몸</w:t>
-            </w:r>
-          </w:p>
-        </w:tc>
-        <w:tc>
-          <w:tcPr>
-            <w:tcW w:type="dxa" w:w="1440"/>
-          </w:tcPr>
-          <w:p>
-            <w:r/>
-            <w:r>
-              <w:t>예술이자 경제</w:t>
-            </w:r>
-          </w:p>
-        </w:tc>
-      </w:tr>
-      <w:tr>
-        <w:tc>
-          <w:tcPr>
-            <w:tcW w:type="dxa" w:w="1440"/>
-          </w:tcPr>
-          <w:p>
-            <w:r/>
-            <w:r>
-              <w:rPr>
-                <w:b/>
-              </w:rPr>
-              <w:t>중재자(샤페론)</w:t>
-            </w:r>
-          </w:p>
-        </w:tc>
-        <w:tc>
-          <w:tcPr>
-            <w:tcW w:type="dxa" w:w="1440"/>
-          </w:tcPr>
-          <w:p>
-            <w:r/>
-            <w:r>
-              <w:t>프로듀서/무당</w:t>
-            </w:r>
-          </w:p>
-        </w:tc>
-        <w:tc>
-          <w:tcPr>
-            <w:tcW w:type="dxa" w:w="1440"/>
-          </w:tcPr>
-          <w:p>
-            <w:r/>
-            <w:r>
-              <w:rPr>
-                <w:b/>
-              </w:rPr>
-              <w:t>이건희=중재자</w:t>
-            </w:r>
-          </w:p>
-        </w:tc>
-        <w:tc>
-          <w:tcPr>
-            <w:tcW w:type="dxa" w:w="1440"/>
-          </w:tcPr>
-          <w:p>
-            <w:r/>
-            <w:r>
-              <w:rPr>
-                <w:b/>
-              </w:rPr>
-              <w:t>chaperone(접힘 보조)</w:t>
-            </w:r>
-          </w:p>
-        </w:tc>
-        <w:tc>
-          <w:tcPr>
-            <w:tcW w:type="dxa" w:w="1440"/>
-          </w:tcPr>
-          <w:p>
-            <w:r/>
-            <w:r>
-              <w:t>형식을 빚는 힘</w:t>
-            </w:r>
-          </w:p>
-        </w:tc>
-        <w:tc>
-          <w:tcPr>
-            <w:tcW w:type="dxa" w:w="1440"/>
-          </w:tcPr>
-          <w:p>
-            <w:r/>
-            <w:r>
-              <w:t>예술-경제 매개자</w:t>
-            </w:r>
-          </w:p>
-        </w:tc>
-      </w:tr>
-      <w:tr>
-        <w:tc>
-          <w:tcPr>
-            <w:tcW w:type="dxa" w:w="1440"/>
-          </w:tcPr>
-          <w:p>
-            <w:r/>
-            <w:r>
-              <w:rPr>
-                <w:b/>
-              </w:rPr>
-              <w:t>최적 영역</w:t>
-            </w:r>
-          </w:p>
-        </w:tc>
-        <w:tc>
-          <w:tcPr>
-            <w:tcW w:type="dxa" w:w="1440"/>
-          </w:tcPr>
-          <w:p>
-            <w:r/>
-            <w:r>
-              <w:t>리듬(설계+우발의 겹침)</w:t>
-            </w:r>
-          </w:p>
-        </w:tc>
-        <w:tc>
-          <w:tcPr>
-            <w:tcW w:type="dxa" w:w="1440"/>
-          </w:tcPr>
-          <w:p>
-            <w:r/>
-            <w:r>
-              <w:t>위기+일등주의의 리듬대</w:t>
-            </w:r>
-          </w:p>
-        </w:tc>
-        <w:tc>
-          <w:tcPr>
-            <w:tcW w:type="dxa" w:w="1440"/>
-          </w:tcPr>
-          <w:p>
-            <w:r/>
-            <w:r>
-              <w:t>Periodic regime</w:t>
-            </w:r>
-          </w:p>
-        </w:tc>
-        <w:tc>
-          <w:tcPr>
-            <w:tcW w:type="dxa" w:w="1440"/>
-          </w:tcPr>
-          <w:p>
-            <w:r/>
-            <w:r>
-              <w:t>예측과 무질서 사이</w:t>
-            </w:r>
-          </w:p>
-        </w:tc>
-        <w:tc>
-          <w:tcPr>
-            <w:tcW w:type="dxa" w:w="1440"/>
-          </w:tcPr>
-          <w:p>
-            <w:r/>
-            <w:r>
-              <w:t>감응하는 도시</w:t>
-            </w:r>
-          </w:p>
-        </w:tc>
-      </w:tr>
-    </w:tbl>
-    <w:p/>
+        <w:t xml:space="preserve"> 으로 통합한 저자 자신의 완성 이론. (앞선 '감응 경영론' 잠정 시론을 이 정본으로 대체.)</w:t>
+      </w:r>
+    </w:p>
     <w:p>
       <w:pPr>
         <w:ind w:left="432"/>
@@ -9030,85 +8248,26 @@
           <w:b/>
           <w:color w:val="404040"/>
         </w:rPr>
-        <w:t>결정적 수렴:</w:t>
+        <w:t>책 내 위치:</w:t>
       </w:r>
       <w:r>
         <w:rPr>
           <w:color w:val="404040"/>
         </w:rPr>
-        <w:t xml:space="preserve"> 생물학 논문의 이중기능 단백질 GroES-EL은 문자 그대로 </w:t>
+        <w:t xml:space="preserve"> </w:t>
       </w:r>
       <w:r>
         <w:rPr>
           <w:b/>
           <w:color w:val="404040"/>
         </w:rPr>
-        <w:t>'샤페론(chaperone, 접힘을 돕는 단백질)'</w:t>
+        <w:t>3장 이론적 연구 — 3.2 감응의 디자인</w:t>
       </w:r>
       <w:r>
         <w:rPr>
           <w:color w:val="404040"/>
         </w:rPr>
-        <w:t xml:space="preserve">. 그리고 베르간티·장영중의 </w:t>
-      </w:r>
-      <w:r>
-        <w:rPr>
-          <w:b/>
-          <w:color w:val="404040"/>
-        </w:rPr>
-        <w:t>'중재자'</w:t>
-      </w:r>
-      <w:r>
-        <w:rPr>
-          <w:color w:val="404040"/>
-        </w:rPr>
-        <w:t xml:space="preserve">, 감응의 존재론의 </w:t>
-      </w:r>
-      <w:r>
-        <w:rPr>
-          <w:b/>
-          <w:color w:val="404040"/>
-        </w:rPr>
-        <w:t>'프로듀서'</w:t>
-      </w:r>
-      <w:r>
-        <w:rPr>
-          <w:color w:val="404040"/>
-        </w:rPr>
-        <w:t xml:space="preserve">, 김재준의 </w:t>
-      </w:r>
-      <w:r>
-        <w:rPr>
-          <w:b/>
-          <w:color w:val="404040"/>
-        </w:rPr>
-        <w:t>'매개자'</w:t>
-      </w:r>
-      <w:r>
-        <w:rPr>
-          <w:color w:val="404040"/>
-        </w:rPr>
-        <w:t xml:space="preserve">, 이건희 = </w:t>
-      </w:r>
-      <w:r>
-        <w:rPr>
-          <w:b/>
-          <w:color w:val="404040"/>
-        </w:rPr>
-        <w:t>중재자</w:t>
-      </w:r>
-      <w:r>
-        <w:rPr>
-          <w:color w:val="404040"/>
-        </w:rPr>
-        <w:t xml:space="preserve"> — 모두 같은 역할. </w:t>
-      </w:r>
-      <w:r>
-        <w:rPr>
-          <w:b/>
-          <w:color w:val="404040"/>
-        </w:rPr>
-        <w:t>리더/프로듀서는 두 대립 논리(효율/의미)를 한 자산에 '접어주는' 분자 샤페론이다.</w:t>
+        <w:t>의 본체.</w:t>
       </w:r>
     </w:p>
     <w:p>
@@ -9116,72 +8275,846 @@
         <w:pStyle w:val="Heading3"/>
       </w:pPr>
       <w:r>
-        <w:t>G-3. 제안 이론 — 「감응 경영론(리듬대 이중기능 이론)」</w:t>
-      </w:r>
-    </w:p>
-    <w:p>
-      <w:r>
-        <w:rPr>
-          <w:b/>
-        </w:rPr>
-        <w:t>중심 명제:</w:t>
-      </w:r>
-    </w:p>
-    <w:p>
-      <w:pPr>
-        <w:ind w:left="432"/>
-        <w:pBdr>
-          <w:left w:val="single" w:sz="18" w:space="8" w:color="8EAADB"/>
-        </w:pBdr>
-      </w:pPr>
-      <w:r>
-        <w:rPr>
-          <w:b/>
-          <w:color w:val="404040"/>
-        </w:rPr>
-        <w:t>창의적 혁신(제품·예술·도시·생명)은 '설계와 우발이 겹치는 리듬대'에서, 효율(신뢰성)과 의미(타당성)를 한 자산에 접는 '이중기능 헤지'가 선택될 때, '두께(감응)'로 발생한다.</w:t>
-      </w:r>
-      <w:r>
-        <w:rPr>
-          <w:color w:val="404040"/>
-        </w:rPr>
-        <w:t xml:space="preserve"> 이 접힘을 돕는 것이 </w:t>
-      </w:r>
-      <w:r>
-        <w:rPr>
-          <w:b/>
-          <w:color w:val="404040"/>
-        </w:rPr>
-        <w:t>중재자-샤페론</w:t>
-      </w:r>
-      <w:r>
-        <w:rPr>
-          <w:color w:val="404040"/>
-        </w:rPr>
-        <w:t xml:space="preserve">(이건희·프로듀서·매개자)이고, 그 리듬대를 감지·축적하는 채널이 </w:t>
-      </w:r>
-      <w:r>
-        <w:rPr>
-          <w:b/>
-          <w:color w:val="404040"/>
-        </w:rPr>
-        <w:t>감응(자기상관)</w:t>
-      </w:r>
-      <w:r>
-        <w:rPr>
-          <w:color w:val="404040"/>
-        </w:rPr>
+        <w:t>G-0. 서(序) — 세 개의 증언 (척도 불변성)</w:t>
+      </w:r>
+    </w:p>
+    <w:p>
+      <w:r>
+        <w:t>서로를 모르는 세 목소리가 같은 말을 한다.</w:t>
+      </w:r>
+    </w:p>
+    <w:p>
+      <w:pPr>
+        <w:pStyle w:val="ListBullet"/>
+      </w:pPr>
+      <w:r>
+        <w:rPr>
+          <w:b/>
+        </w:rPr>
+        <w:t>세포:</w:t>
+      </w:r>
+      <w:r>
+        <w:t xml:space="preserve"> 대장균의 이중기능 샤페로닌 </w:t>
+      </w:r>
+      <w:r>
+        <w:rPr>
+          <w:b/>
+        </w:rPr>
+        <w:t>GroES-EL</w:t>
+      </w:r>
+      <w:r>
+        <w:t xml:space="preserve">(열·냉 양방향)은 아무 때나 증폭되지 않는다. 일정한 환경(정지)도, 무작위 환경(혼돈)도 아닌 </w:t>
+      </w:r>
+      <w:r>
+        <w:rPr>
+          <w:b/>
+        </w:rPr>
+        <w:t>규칙적으로 변동하는 환경(리듬)</w:t>
+      </w:r>
+      <w:r>
+        <w:t xml:space="preserve"> 에서만, 4개 독립 집단에서 평행하게 증폭. </w:t>
+      </w:r>
+      <w:r>
+        <w:rPr>
+          <w:b/>
+        </w:rPr>
+        <w:t>헤징 프리미엄 ∝ 분산 × 자기상관 (χ²=4×10⁻¹¹).</w:t>
+      </w:r>
+    </w:p>
+    <w:p>
+      <w:pPr>
+        <w:pStyle w:val="ListBullet"/>
+      </w:pPr>
+      <w:r>
+        <w:rPr>
+          <w:b/>
+        </w:rPr>
+        <w:t>공간:</w:t>
+      </w:r>
+      <w:r>
+        <w:t xml:space="preserve"> 무게를 받으며 공간을 여는 </w:t>
+      </w:r>
+      <w:r>
+        <w:rPr>
+          <w:b/>
+        </w:rPr>
+        <w:t>기둥</w:t>
+      </w:r>
+      <w:r>
+        <w:t xml:space="preserve">, 침실이자 서재인 방, 안이자 밖인 </w:t>
+      </w:r>
+      <w:r>
+        <w:rPr>
+          <w:b/>
+        </w:rPr>
+        <w:t>툇마루</w:t>
+      </w:r>
+      <w:r>
+        <w:t xml:space="preserve">, 낮엔 가게·밤엔 집인 </w:t>
+      </w:r>
+      <w:r>
+        <w:rPr>
+          <w:b/>
+        </w:rPr>
+        <w:t>무지개떡</w:t>
+      </w:r>
+      <w:r>
+        <w:t xml:space="preserve">. 모더니즘은 이 이중성을 '명료성의 실패'로 읽었으나, </w:t>
+      </w:r>
+      <w:r>
+        <w:rPr>
+          <w:b/>
+        </w:rPr>
+        <w:t>사용의 분산이 크고 자기상관이 높을 때(리듬) 이중기능 형태가 최적</w:t>
+      </w:r>
+      <w:r>
+        <w:t xml:space="preserve">이며 — 그 통계적 최적 형태가 곧 </w:t>
+      </w:r>
+      <w:r>
+        <w:rPr>
+          <w:b/>
+        </w:rPr>
+        <w:t>우리가 아름답다고 느끼는 형태.</w:t>
+      </w:r>
+    </w:p>
+    <w:p>
+      <w:pPr>
+        <w:pStyle w:val="ListBullet"/>
+      </w:pPr>
+      <w:r>
+        <w:rPr>
+          <w:b/>
+        </w:rPr>
+        <w:t>몸:</w:t>
+      </w:r>
+      <w:r>
+        <w:t xml:space="preserve"> 잠실 6만의 떼창. </w:t>
+      </w:r>
+      <w:r>
+        <w:rPr>
+          <w:b/>
+        </w:rPr>
+        <w:t>불완전한 겹침이 두께를 만든다.</w:t>
+      </w:r>
+      <w:r>
+        <w:t xml:space="preserve"> 완벽한 유니즌은 감응이 아니다. 메를로퐁티의 </w:t>
+      </w:r>
+      <w:r>
+        <w:rPr>
+          <w:b/>
+        </w:rPr>
+        <w:t>에카르(écart)</w:t>
+      </w:r>
+      <w:r>
+        <w:t xml:space="preserve">(만지는 손과 만져지는 손의 미세한 어긋남)가 없으면 지각도 없다 — </w:t>
+      </w:r>
+      <w:r>
+        <w:rPr>
+          <w:b/>
+        </w:rPr>
+        <w:t>차이가 없으면 감응이 없다.</w:t>
+      </w:r>
+    </w:p>
+    <w:p>
+      <w:pPr>
+        <w:pStyle w:val="ListBullet"/>
+      </w:pPr>
+      <w:r>
+        <w:rPr>
+          <w:b/>
+        </w:rPr>
+        <w:t>공통 두 단어: 리듬과 양가성.</w:t>
+      </w:r>
+      <w:r>
+        <w:t xml:space="preserve"> 척도가 세 번 뛰는데 같은 형식이 세 번 되돌아온다 → </w:t>
+      </w:r>
+      <w:r>
+        <w:rPr>
+          <w:b/>
+        </w:rPr>
+        <w:t>"형태는 되어감의 시공간 통계를 따른다. 가장 강인하고 가장 아름다운 형태는, 리듬의 자리에서 발생하는 양가적 형태다."</w:t>
+      </w:r>
+    </w:p>
+    <w:p>
+      <w:pPr>
+        <w:pStyle w:val="Heading3"/>
+      </w:pPr>
+      <w:r>
+        <w:t>G-1. 네 법칙</w:t>
+      </w:r>
+    </w:p>
+    <w:p>
+      <w:r>
+        <w:rPr>
+          <w:b/>
+        </w:rPr>
+        <w:t>제1법칙 — 디자인의 자리는 정지와 혼돈 사이의 좁은 리듬.</w:t>
+      </w:r>
+    </w:p>
+    <w:p>
+      <w:r>
+        <w:t xml:space="preserve">세 서식지: </w:t>
+      </w:r>
+      <w:r>
+        <w:rPr>
+          <w:b/>
+        </w:rPr>
+        <w:t>정지(stasis, 변동 0)</w:t>
+      </w:r>
+      <w:r>
+        <w:t xml:space="preserve"> = 완성된 형태·평균에 맞춘 공간(공항·표준평면), 아름답지만 아무 일도 없다(평균은 이상점을 지운다). </w:t>
+      </w:r>
+      <w:r>
+        <w:rPr>
+          <w:b/>
+        </w:rPr>
+        <w:t>혼돈(chaos, 패턴 없는 변동)</w:t>
+      </w:r>
+      <w:r>
+        <w:t xml:space="preserve"> = 형태 없는 노이즈. </w:t>
+      </w:r>
+      <w:r>
+        <w:rPr>
+          <w:b/>
+        </w:rPr>
+        <w:t>리듬(rhythm, 변동+패턴)</w:t>
+      </w:r>
+      <w:r>
+        <w:t xml:space="preserve"> = 오직 여기서만 양가적 자산이 선택되고 형태가 발생.</w:t>
+      </w:r>
+    </w:p>
+    <w:p>
+      <w:r>
+        <w:t>$$ H_{\text{hedge}} \;\propto\; \sigma^2 \times \rho $$</w:t>
+      </w:r>
+    </w:p>
+    <w:p>
+      <w:r>
+        <w:t>변동(σ²)·예측가능성(ρ) 중 하나가 0이면 곱도 0 — 정지엔 헤지할 것이 없고, 혼돈엔 헤지할 방법이 없다.</w:t>
+      </w:r>
+    </w:p>
+    <w:p>
+      <w:r>
+        <w:rPr>
+          <w:b/>
+        </w:rPr>
+        <w:t>제2법칙 — 양가성은 리듬의 자식.</w:t>
+      </w:r>
+    </w:p>
+    <w:p>
+      <w:r>
+        <w:t xml:space="preserve">리듬의 답은 늘 </w:t>
+      </w:r>
+      <w:r>
+        <w:rPr>
+          <w:b/>
+        </w:rPr>
+        <w:t>양가성</w:t>
+      </w:r>
+      <w:r>
+        <w:t xml:space="preserve">(두 기능·두 방향을 한 형태에 보존). 낭비가 아니라 </w:t>
+      </w:r>
+      <w:r>
+        <w:rPr>
+          <w:b/>
+        </w:rPr>
+        <w:t>통계가 명령하는 정답</w:t>
+      </w:r>
+      <w:r>
+        <w:t xml:space="preserve">(변동하는 미래에 대한 헤지). </w:t>
+      </w:r>
+      <w:r>
+        <w:rPr>
+          <w:b/>
+        </w:rPr>
+        <w:t>이중해석 정리:</w:t>
+      </w:r>
+      <w:r>
+        <w:t xml:space="preserve"> </w:t>
+      </w:r>
+      <w:r>
+        <w:rPr>
+          <w:i/>
+        </w:rPr>
+        <w:t>통계적으로 최적인 형태 = 우리가 아름답다고 느끼는 형태.</w:t>
+      </w:r>
+      <w:r>
+        <w:t xml:space="preserve"> </w:t>
+      </w:r>
+      <w:r>
+        <w:rPr>
+          <w:b/>
+        </w:rPr>
+        <w:t>회복력과 아름다움은 한 형식의 두 해석</w:t>
+      </w:r>
+      <w:r>
+        <w:t>(칸트의 '목적 없는 합목적성'). 형태의 특정성은 사용 분포의 엔트로피에 반비례:</w:t>
+      </w:r>
+    </w:p>
+    <w:p>
+      <w:r>
+        <w:t>$$ \text{Specificity(form)} \;\propto\; 1 / H(\text{function}) $$</w:t>
+      </w:r>
+    </w:p>
+    <w:p>
+      <w:r>
+        <w:t>엔트로피≈0(단일 활동)→성당은 성당의 형태 / 구조적 엔트로피(여러 활동이 리듬)→양가적 헤지 / 순수 노이즈→침묵(빈 상자: 로프트·블랙박스 극장).</w:t>
+      </w:r>
+    </w:p>
+    <w:p>
+      <w:r>
+        <w:rPr>
+          <w:b/>
+        </w:rPr>
+        <w:t>제3법칙 — 디자인은 형태가 아니라 매개(媒介)를 짓는다.</w:t>
+      </w:r>
+    </w:p>
+    <w:p>
+      <w:r>
+        <w:t xml:space="preserve">여기서 「감응의 존재론」이 결정적 개념을 준다 — </w:t>
+      </w:r>
+      <w:r>
+        <w:rPr>
+          <w:b/>
+        </w:rPr>
+        <w:t>매개.</w:t>
+      </w:r>
+      <w:r>
+        <w:t xml:space="preserve"> 감응은 직접적이지 않다(텔레파시 없음). 늘 사이에 물질이 있다(북·공기 진동·목소리 톤). </w:t>
+      </w:r>
+      <w:r>
+        <w:rPr>
+          <w:b/>
+        </w:rPr>
+        <w:t>매개 ≠ 도구</w:t>
+      </w:r>
+      <w:r>
+        <w:t xml:space="preserve">(도구는 대체 가능, 매개는 대체 불가 — 북을 장구로 바꾸면 사건 자체가 달라진다). </w:t>
+      </w:r>
+      <w:r>
+        <w:rPr>
+          <w:b/>
+        </w:rPr>
+        <w:t>매개가 감정을 생성한다.</w:t>
+      </w:r>
+      <w:r>
+        <w:t xml:space="preserve"> 그러므로 디자이너가 짓는 것은 사용·감응이 아니라 </w:t>
+      </w:r>
+      <w:r>
+        <w:rPr>
+          <w:b/>
+        </w:rPr>
+        <w:t>그것이 발생·축적되는 조건(매개)</w:t>
+      </w:r>
+      <w:r>
+        <w:t xml:space="preserve"> = 건물은 </w:t>
+      </w:r>
+      <w:r>
+        <w:rPr>
+          <w:b/>
+        </w:rPr>
+        <w:t>사전확률(prior)</w:t>
+      </w:r>
+      <w:r>
+        <w:t xml:space="preserve">, 사용이 갱신, 리노베이션은 사후확률. ("음향 설계는 사실 감응 설계다.") </w:t>
+      </w:r>
+      <w:r>
+        <w:rPr>
+          <w:b/>
+        </w:rPr>
+        <w:t>매개는 과거를 품는다 = 축적.</w:t>
+      </w:r>
+      <w:r>
+        <w:t xml:space="preserve"> 30년 된 굿당은 북 3번에 판이 열리고, 오래된 바이올린은 좋은 음색을 낸다. 임계 밀도를 넘은 축적은 </w:t>
+      </w:r>
+      <w:r>
+        <w:rPr>
+          <w:b/>
+        </w:rPr>
+        <w:t>행위자</w:t>
+      </w:r>
+      <w:r>
+        <w:t xml:space="preserve">가 된다 → 「감응의 존재론」은 이 축적체를 </w:t>
+      </w:r>
+      <w:r>
+        <w:rPr>
+          <w:b/>
+        </w:rPr>
+        <w:t>귀신(鬼神)</w:t>
+      </w:r>
+      <w:r>
+        <w:t xml:space="preserve"> 이라 부른다. </w:t>
+      </w:r>
+      <w:r>
+        <w:rPr>
+          <w:b/>
+        </w:rPr>
+        <w:t>법칙: 형태를 완성하려 말고, 축적이 일어날 매개를 지으라.</w:t>
+      </w:r>
+    </w:p>
+    <w:p>
+      <w:r>
+        <w:rPr>
+          <w:b/>
+        </w:rPr>
+        <w:t>제4법칙 — 축적하되 고착되지 말라: 공(空)을 남기고 꼬리를 향하라.</w:t>
+      </w:r>
+    </w:p>
+    <w:p>
+      <w:r>
+        <w:t xml:space="preserve">축적이 고착되면 죽는다(유리관 속 토기=죽은 귀신·귀신의 화석: 절차가 된 의례, 관광 상품이 된 전통). 사용 분포는 </w:t>
+      </w:r>
+      <w:r>
+        <w:rPr>
+          <w:b/>
+        </w:rPr>
+        <w:t>비정상(non-stationary) 시계열</w:t>
+      </w:r>
+      <w:r>
+        <w:t xml:space="preserve">(유아방→서재→병실; 콜로세움→요새→채석장→폐허→기념물). 살아 있으려면 </w:t>
+      </w:r>
+      <w:r>
+        <w:rPr>
+          <w:b/>
+        </w:rPr>
+        <w:t>축적 + 비고정성</w:t>
+      </w:r>
+      <w:r>
+        <w:t xml:space="preserve"> = 「감응의 존재론」의 </w:t>
+      </w:r>
+      <w:r>
+        <w:rPr>
+          <w:b/>
+        </w:rPr>
+        <w:t>공(空)</w:t>
+      </w:r>
+      <w:r>
+        <w:t xml:space="preserve">(어떤 것도 최종 결정하지 않는 여백; 스튜어트 브랜드의 서로 다른 속도로 낡는 층위). </w:t>
+      </w:r>
+      <w:r>
+        <w:rPr>
+          <w:b/>
+        </w:rPr>
+        <w:t>감응은 평균이 아니라 꼬리에 산다</w:t>
+      </w:r>
+      <w:r>
+        <w:t xml:space="preserve"> — 집은 99% 일상을 위한 것이나 그 의미는 1%(결혼·장례·출산)가 결정. 꼬리에서의 상태 전환이 </w:t>
+      </w:r>
+      <w:r>
+        <w:rPr>
+          <w:b/>
+        </w:rPr>
+        <w:t>사건(事件)</w:t>
+      </w:r>
+      <w:r>
+        <w:t xml:space="preserve">. </w:t>
+      </w:r>
+      <w:r>
+        <w:rPr>
+          <w:b/>
+        </w:rPr>
+        <w:t>법칙: 평균을 위해 최적화하지 말고, 사건을 위해 공을 남기라.</w:t>
+      </w:r>
+    </w:p>
+    <w:p>
+      <w:pPr>
+        <w:pStyle w:val="Heading3"/>
+      </w:pPr>
+      <w:r>
+        <w:t>G-2. 제2법칙 = 제4법칙 — 빈틈의 원리</w:t>
+      </w:r>
+    </w:p>
+    <w:p>
+      <w:r>
+        <w:t xml:space="preserve">둘은 하나다. </w:t>
+      </w:r>
+      <w:r>
+        <w:rPr>
+          <w:b/>
+        </w:rPr>
+        <w:t>빈틈.</w:t>
+      </w:r>
+      <w:r>
+        <w:t xml:space="preserve"> 양가성 = 형태가 한 기능으로 확정되기를 거부(공간적 결정 불가능성 = 에카르). 공 = 축적된 형태가 한 상태로 확정되기를 거부(시간적 결정 불가능성).</w:t>
+      </w:r>
+    </w:p>
+    <w:p>
+      <w:pPr>
+        <w:pStyle w:val="ListBullet"/>
+      </w:pPr>
+      <w:r>
+        <w:rPr>
+          <w:b/>
+        </w:rPr>
+        <w:t>칸트의 목적 없는 합목적성</w:t>
+      </w:r>
+      <w:r>
+        <w:t xml:space="preserve"> = 형태의 </w:t>
+      </w:r>
+      <w:r>
+        <w:rPr>
+          <w:b/>
+        </w:rPr>
+        <w:t>공시적(synchronic) 빈틈</w:t>
+      </w:r>
+      <w:r>
+        <w:t>(완성된 대상, 확정되지 않는 목적).</w:t>
+      </w:r>
+    </w:p>
+    <w:p>
+      <w:pPr>
+        <w:pStyle w:val="ListBullet"/>
+      </w:pPr>
+      <w:r>
+        <w:rPr>
+          <w:b/>
+        </w:rPr>
+        <w:t>공(空)</w:t>
+      </w:r>
+      <w:r>
+        <w:t xml:space="preserve"> = 형태의 </w:t>
+      </w:r>
+      <w:r>
+        <w:rPr>
+          <w:b/>
+        </w:rPr>
+        <w:t>통시적(diachronic) 빈틈</w:t>
+      </w:r>
+      <w:r>
+        <w:t>(축적되는 대상, 확정되지 않는 결정).</w:t>
+      </w:r>
+    </w:p>
+    <w:p>
+      <w:pPr>
+        <w:pStyle w:val="ListBullet"/>
+      </w:pPr>
+      <w:r>
+        <w:rPr>
+          <w:b/>
+        </w:rPr>
+        <w:t>양가성·에카르</w:t>
+      </w:r>
+      <w:r>
+        <w:t xml:space="preserve"> = 빈틈의 공간적 발현 / </w:t>
+      </w:r>
+      <w:r>
+        <w:rPr>
+          <w:b/>
+        </w:rPr>
+        <w:t>비고착</w:t>
+      </w:r>
+      <w:r>
+        <w:t xml:space="preserve"> = 빈틈의 시간적 발현.</w:t>
+      </w:r>
+    </w:p>
+    <w:p>
+      <w:pPr>
+        <w:pStyle w:val="ListBullet"/>
+      </w:pPr>
+      <w:r>
+        <w:t xml:space="preserve">(수운의 </w:t>
+      </w:r>
+      <w:r>
+        <w:rPr>
+          <w:b/>
+        </w:rPr>
+        <w:t>불연기연</w:t>
+      </w:r>
+      <w:r>
+        <w:t xml:space="preserve">이 이 빈틈의 인식론.) 칸트는 이 빈틈을 완성된 대상 안에 </w:t>
+      </w:r>
+      <w:r>
+        <w:rPr>
+          <w:b/>
+        </w:rPr>
+        <w:t>정지</w:t>
+      </w:r>
+      <w:r>
+        <w:t xml:space="preserve">시켰고, </w:t>
+      </w:r>
+      <w:r>
+        <w:rPr>
+          <w:b/>
+        </w:rPr>
+        <w:t>공</w:t>
+      </w:r>
+      <w:r>
+        <w:t>은 그 봉인을 시간 속으로 푼다 = 미학을 '의식의 발명'에서 '생명의 형식'으로 옮김(다르시 톰프슨·괴테 Bildungstrieb·포르트만 Selbstdarstellung).</w:t>
+      </w:r>
+    </w:p>
+    <w:p>
+      <w:pPr>
+        <w:pStyle w:val="ListBullet"/>
+      </w:pPr>
+      <w:r>
+        <w:rPr>
+          <w:b/>
+        </w:rPr>
+        <w:t>하나의 법칙으로 접힘:</w:t>
+      </w:r>
+      <w:r>
+        <w:t xml:space="preserve"> </w:t>
+      </w:r>
+      <w:r>
+        <w:rPr>
+          <w:i/>
+        </w:rPr>
+        <w:t>형태는 빈틈을 품을 때 살아 있고 아름답다.</w:t>
+      </w:r>
+      <w:r>
+        <w:t xml:space="preserve"> 리듬(1법칙)은 빈틈을 살아 있게 유지하는 조건, 매개(3법칙)는 빈틈이 축적되는 자리. → </w:t>
+      </w:r>
+      <w:r>
+        <w:rPr>
+          <w:b/>
+        </w:rPr>
+        <w:t>"리듬의 자리에서, 매개를 통해, 빈틈을 품은 형태를 지으라."</w:t>
+      </w:r>
+    </w:p>
+    <w:p>
+      <w:pPr>
+        <w:pStyle w:val="Heading3"/>
+      </w:pPr>
+      <w:r>
+        <w:t>G-3. 척도 불변성 = 증거 / 어두운 판본 / 문명</w:t>
+      </w:r>
+    </w:p>
+    <w:p>
+      <w:pPr>
+        <w:pStyle w:val="ListBullet"/>
+      </w:pPr>
+      <w:r>
+        <w:rPr>
+          <w:b/>
+        </w:rPr>
+        <w:t>증거:</w:t>
+      </w:r>
+      <w:r>
+        <w:t xml:space="preserve"> 세포·공간·몸 세 척도에서 같은 구조(리듬–양가성–축적–공)가 반복 → 우연이 아님. 기능주의(형태=f(기능))도 형식주의(형태의 자율)도 아닌 </w:t>
+      </w:r>
+      <w:r>
+        <w:rPr>
+          <w:b/>
+        </w:rPr>
+        <w:t>제3의 자리</w:t>
+      </w:r>
+      <w:r>
+        <w:t>(형태=되어감의 통계).</w:t>
+      </w:r>
+    </w:p>
+    <w:p>
+      <w:pPr>
+        <w:pStyle w:val="ListBullet"/>
+      </w:pPr>
+      <w:r>
+        <w:rPr>
+          <w:b/>
+        </w:rPr>
+        <w:t>어두운 판본(윤리):</w:t>
+      </w:r>
+      <w:r>
+        <w:t xml:space="preserve"> "누구의 통계·리듬인가?"(젠트리피케이션의 정치). 감시로 셈한 스마트시티, 뇌를 스캔하는 신경마케팅, 중독을 설계하는 알고리즘 = </w:t>
+      </w:r>
+      <w:r>
+        <w:rPr>
+          <w:b/>
+        </w:rPr>
+        <w:t>매개 설계가 감응 착취로 전락</w:t>
+      </w:r>
+      <w:r>
+        <w:t xml:space="preserve">한 자리. 이 어둠을 막는 것이 </w:t>
+      </w:r>
+      <w:r>
+        <w:rPr>
+          <w:b/>
+        </w:rPr>
+        <w:t>제4법칙의 공</w:t>
+      </w:r>
+      <w:r>
+        <w:t>(측정되지 않고 빠져나가는 것을 위한 여백).</w:t>
+      </w:r>
+    </w:p>
+    <w:p>
+      <w:pPr>
+        <w:pStyle w:val="ListBullet"/>
+      </w:pPr>
+      <w:r>
+        <w:rPr>
+          <w:b/>
+        </w:rPr>
+        <w:t>문명이라는 가장 큰 매개:</w:t>
+      </w:r>
+      <w:r>
+        <w:t xml:space="preserve"> 평균에 최적화된 문명(플랜 부아쟁·브라질리아)은 부서지고, 리듬에 양가적으로 헤지하는 문명은 표류를 살아낸다. </w:t>
+      </w:r>
+      <w:r>
+        <w:rPr>
+          <w:b/>
+        </w:rPr>
+        <w:t>K-문명 = 압축근대 = 극단적 비정상성</w:t>
+      </w:r>
+      <w:r>
+        <w:t xml:space="preserve">(한 세대에 분포가 세 번 표류) → 이중기능·꼬리의 사건(광장의 촛불·장례의 곡·무대의 3분)에 응답. </w:t>
+      </w:r>
+      <w:r>
+        <w:rPr>
+          <w:b/>
+        </w:rPr>
+        <w:t>감응의 도시</w:t>
+      </w:r>
+      <w:r>
+        <w:t xml:space="preserve"> = 표류하는 분포의 꼬리에서 터지는 정동을 실시간 읽고 응답하는 문명의 기관 / </w:t>
+      </w:r>
+      <w:r>
+        <w:rPr>
+          <w:b/>
+        </w:rPr>
+        <w:t>유효의미 경제학</w:t>
+      </w:r>
+      <w:r>
+        <w:t xml:space="preserve"> = 그 응답이 헛되지 않도록 의미의 분포를 셈하는 회계. (※ 감응의 도시·유효의미 경제학 = 김재준 개념의 계승.)</w:t>
+      </w:r>
+    </w:p>
+    <w:p>
+      <w:pPr>
+        <w:pStyle w:val="Heading3"/>
+      </w:pPr>
+      <w:r>
+        <w:t>G-4. 종(終) — 동사가 열린다: 따른다 → 연다</w:t>
+      </w:r>
+    </w:p>
+    <w:p>
+      <w:r>
+        <w:t>이 이론은 한 동사(</w:t>
+      </w:r>
+      <w:r>
+        <w:rPr>
+          <w:b/>
+        </w:rPr>
+        <w:t>따른다</w:t>
+      </w:r>
+      <w:r>
+        <w:t xml:space="preserve">) 아래 있었다(형태는 통계를 따른다=관찰된 것에 적합). 그러나 제4법칙에서 이미 그 편을 떠났다. 마지막에 동사가 상전이한다: </w:t>
+      </w:r>
+      <w:r>
+        <w:rPr>
+          <w:b/>
+        </w:rPr>
+        <w:t>따른다 → 연다.</w:t>
+      </w:r>
+      <w:r>
+        <w:t xml:space="preserve"> 형태는 통계를 따르다가 끝내 </w:t>
+      </w:r>
+      <w:r>
+        <w:rPr>
+          <w:b/>
+        </w:rPr>
+        <w:t>그 통계를 연다</w:t>
+      </w:r>
+      <w:r>
+        <w:t xml:space="preserve">(분포에 빈틈을 낸다). 택일이 아니라 </w:t>
+      </w:r>
+      <w:r>
+        <w:rPr>
+          <w:b/>
+        </w:rPr>
+        <w:t>순서·상전이</w:t>
+      </w:r>
+      <w:r>
+        <w:t xml:space="preserve">: 따름=축적, 엶=사건. </w:t>
+      </w:r>
+      <w:r>
+        <w:rPr>
+          <w:i/>
+        </w:rPr>
+        <w:t>리듬의 자리에서 오래 따른 형태만이 임계 밀도에서 열 수 있다.</w:t>
+      </w:r>
+    </w:p>
+    <w:p>
+      <w:pPr>
+        <w:pStyle w:val="ListBullet"/>
+      </w:pPr>
+      <w:r>
+        <w:rPr>
+          <w:b/>
+        </w:rPr>
+        <w:t>'연다'의 두 얼굴:</w:t>
+      </w:r>
+      <w:r>
+        <w:t xml:space="preserve"> ①</w:t>
+      </w:r>
+      <w:r>
+        <w:rPr>
+          <w:b/>
+        </w:rPr>
+        <w:t>강요의 엶</w:t>
+      </w:r>
+      <w:r>
+        <w:t>(설계자가 원하는 분포를 남의 되어감에 새김=엶의 문법을 쓴 닫음) vs ②</w:t>
+      </w:r>
+      <w:r>
+        <w:rPr>
+          <w:b/>
+        </w:rPr>
+        <w:t>빈틈의 엶</w:t>
+      </w:r>
+      <w:r>
+        <w:t xml:space="preserve">(아직 세어지지 않은 삶을 위해 자리를 비움). 정당한 엶은 설계자의 특권이 아니라 </w:t>
+      </w:r>
+      <w:r>
+        <w:rPr>
+          <w:b/>
+        </w:rPr>
+        <w:t>매개를 짓는 자가 아직 오지 않은 사용에 자신을 여는 항복</w:t>
+      </w:r>
+      <w:r>
+        <w:t xml:space="preserve">(무당이 신에게 항복하듯) — </w:t>
+      </w:r>
+      <w:r>
+        <w:rPr>
+          <w:b/>
+        </w:rPr>
+        <w:t>그 항복이 최고의 통제.</w:t>
+      </w:r>
+    </w:p>
+    <w:p>
+      <w:pPr>
+        <w:pStyle w:val="ListBullet"/>
+      </w:pPr>
+      <w:r>
+        <w:rPr>
+          <w:b/>
+        </w:rPr>
+        <w:t>최종:</w:t>
+      </w:r>
+      <w:r>
+        <w:t xml:space="preserve"> </w:t>
+      </w:r>
+      <w:r>
+        <w:rPr>
+          <w:i/>
+        </w:rPr>
+        <w:t>"형태는 기능의 시공간 통계를 따른다 — 그리고 끝내, 아직 세어지지 않은 것들을 위해, 그 통계를 연다."</w:t>
+      </w:r>
+      <w:r>
+        <w:t xml:space="preserve"> 이 마지막 동사는 결론이 아니라 </w:t>
+      </w:r>
+      <w:r>
+        <w:rPr>
+          <w:b/>
+        </w:rPr>
+        <w:t>빈틈</w:t>
+      </w:r>
+      <w:r>
         <w:t>이다.</w:t>
       </w:r>
     </w:p>
     <w:p>
-      <w:r>
-        <w:t>수식적 뼈대(논문의 헤징 프리미엄 확장):</w:t>
-      </w:r>
-    </w:p>
-    <w:p>
-      <w:r>
-        <w:t>$$ \text{두께}(H) \;\propto\; \sigma^2 \times \rho \times M $$</w:t>
+      <w:pPr>
+        <w:pStyle w:val="Heading3"/>
+      </w:pPr>
+      <w:r>
+        <w:t>G-5. 이건희 디자인 경영으로의 적용 (3.2 → 2장 사례의 이론적 회수)</w:t>
       </w:r>
     </w:p>
     <w:p>
@@ -9189,110 +9122,22 @@
         <w:pStyle w:val="ListBullet"/>
       </w:pPr>
       <w:r>
-        <w:t xml:space="preserve">σ²=변동성, ρ=감응(자기상관/예측가능성), </w:t>
-      </w:r>
-      <w:r>
-        <w:rPr>
-          <w:b/>
-        </w:rPr>
-        <w:t>M=중재자(샤페론)의 접힘 능력.</w:t>
-      </w:r>
-      <w:r>
-        <w:t xml:space="preserve"> 셋 중 하나라도 0이면 두께=0(정체·혼돈·좌초).</w:t>
-      </w:r>
-    </w:p>
-    <w:p>
-      <w:r>
-        <w:rPr>
-          <w:b/>
-        </w:rPr>
-        <w:t>세 정리:</w:t>
-      </w:r>
-    </w:p>
-    <w:p>
-      <w:pPr>
-        <w:pStyle w:val="ListNumber"/>
-      </w:pPr>
-      <w:r>
-        <w:rPr>
-          <w:b/>
-        </w:rPr>
-        <w:t>리듬대 정리:</w:t>
-      </w:r>
-      <w:r>
-        <w:t xml:space="preserve"> 두께는 정체(σ²=0)도 혼돈(ρ=0)도 아닌 </w:t>
-      </w:r>
-      <w:r>
-        <w:rPr>
-          <w:b/>
-        </w:rPr>
-        <w:t>리듬(σ²&gt;0, ρ≈1)</w:t>
-      </w:r>
-      <w:r>
-        <w:t xml:space="preserve"> 에서만 발생. — GroES-EL은 주기적 환경에서만 증폭 / K-pop의 6만 목소리는 완전 유니즌(설계)도 소음도 아닌 '불완전한 겹침'에서 두께 / 이건희는 </w:t>
-      </w:r>
-      <w:r>
-        <w:rPr>
-          <w:b/>
-        </w:rPr>
-        <w:t>위기(σ²)와 일등주의 방향(ρ)을 동시에 조작</w:t>
-      </w:r>
-      <w:r>
-        <w:t>해 인위적 리듬을 생성.</w:t>
-      </w:r>
-    </w:p>
-    <w:p>
-      <w:pPr>
-        <w:pStyle w:val="ListNumber"/>
-      </w:pPr>
-      <w:r>
-        <w:rPr>
-          <w:b/>
-        </w:rPr>
-        <w:t>샤페론 정리:</w:t>
-      </w:r>
-      <w:r>
-        <w:t xml:space="preserve"> 두 대립 논리는 스스로 결합하지 않는다. </w:t>
-      </w:r>
-      <w:r>
-        <w:rPr>
-          <w:b/>
-        </w:rPr>
-        <w:t>중재자(M)</w:t>
-      </w:r>
-      <w:r>
-        <w:t xml:space="preserve"> 가 있어야 이중기능으로 접힌다. — 이건희폰(엔지니어↔디자이너), 도시(예술↔경제), 미학(효율↔미). 리더십 = 조직의 샤페로닌.</w:t>
-      </w:r>
-    </w:p>
-    <w:p>
-      <w:pPr>
-        <w:pStyle w:val="ListNumber"/>
-      </w:pPr>
-      <w:r>
-        <w:rPr>
-          <w:b/>
-        </w:rPr>
-        <w:t>미학=효율 정리(에세이·감응 계승):</w:t>
-      </w:r>
-      <w:r>
-        <w:t xml:space="preserve"> 이중기능 자산은 효율적이면서 동시에 미학적이다(한 수학의 두 해석). 그러므로 좋은 디자인 경영 = 좋은 감응의 설계. 이건희 </w:t>
-      </w:r>
-      <w:r>
-        <w:rPr>
-          <w:i/>
-        </w:rPr>
-        <w:t>"디자인은 21세기 최후의 승부처"</w:t>
-      </w:r>
-      <w:r>
-        <w:t xml:space="preserve"> = 이 정리의 경영적 선언.</w:t>
-      </w:r>
-    </w:p>
-    <w:p>
-      <w:r>
-        <w:rPr>
-          <w:b/>
-        </w:rPr>
-        <w:t>감응 윤리 축(원고에서 도입 — 이 이론의 규범적 층):</w:t>
+        <w:rPr>
+          <w:b/>
+        </w:rPr>
+        <w:t>이건희 = 매개를 지은 자(제3법칙).</w:t>
+      </w:r>
+      <w:r>
+        <w:t xml:space="preserve"> 그는 아이디어(형태)가 아니라 </w:t>
+      </w:r>
+      <w:r>
+        <w:rPr>
+          <w:b/>
+        </w:rPr>
+        <w:t>매개</w:t>
+      </w:r>
+      <w:r>
+        <w:t>를 설계했다 — 질문·위기·결과요구·권한이양이라는 조건. "과정은 전문가에게, 결과는 요구." = 형태를 완성하지 않고 축적이 일어날 조건을 지음.</w:t>
       </w:r>
     </w:p>
     <w:p>
@@ -9303,43 +9148,74 @@
         <w:rPr>
           <w:b/>
         </w:rPr>
-        <w:t>설계된 감응은 두 방향으로 갈린다:</w:t>
-      </w:r>
-      <w:r>
-        <w:t xml:space="preserve"> ①</w:t>
-      </w:r>
-      <w:r>
-        <w:rPr>
-          <w:b/>
-        </w:rPr>
-        <w:t>살리는 설계</w:t>
-      </w:r>
-      <w:r>
-        <w:t>(불완전한 겹침·자율을 허용 → 두께·축적) vs ②</w:t>
-      </w:r>
-      <w:r>
-        <w:rPr>
-          <w:b/>
-        </w:rPr>
-        <w:t>죽이는 설계</w:t>
-      </w:r>
-      <w:r>
-        <w:t xml:space="preserve">(완전 통제·착취 → 감응 파괴, '주의력 경제'). → 경영·정책에 </w:t>
-      </w:r>
-      <w:r>
-        <w:rPr>
-          <w:b/>
-        </w:rPr>
-        <w:t>윤리 기준</w:t>
-      </w:r>
-      <w:r>
-        <w:t xml:space="preserve"> 제공: 혁신의 설계가 구성원·소비자의 </w:t>
-      </w:r>
-      <w:r>
-        <w:rPr>
-          <w:b/>
-        </w:rPr>
-        <w:t>감응 능력을 키우는가, 착취하는가.</w:t>
+        <w:t>리듬(제1법칙):</w:t>
+      </w:r>
+      <w:r>
+        <w:t xml:space="preserve"> 위기의식 주입(σ²) + 일등주의·"성능은 평준화된다"(ρ) = </w:t>
+      </w:r>
+      <w:r>
+        <w:rPr>
+          <w:b/>
+        </w:rPr>
+        <w:t>인위적 리듬대</w:t>
+      </w:r>
+      <w:r>
+        <w:t xml:space="preserve"> 생성. 정지(양적 안주)도 혼돈(무작위 위기)도 아닌 자리.</w:t>
+      </w:r>
+    </w:p>
+    <w:p>
+      <w:pPr>
+        <w:pStyle w:val="ListBullet"/>
+      </w:pPr>
+      <w:r>
+        <w:rPr>
+          <w:b/>
+        </w:rPr>
+        <w:t>양가성(제2법칙):</w:t>
+      </w:r>
+      <w:r>
+        <w:t xml:space="preserve"> 이건희폰·보르도TV = 효율(엔지니어)과 의미(디자이너)를 한 형태에 접은 </w:t>
+      </w:r>
+      <w:r>
+        <w:rPr>
+          <w:b/>
+        </w:rPr>
+        <w:t>이중기능 자산.</w:t>
+      </w:r>
+      <w:r>
+        <w:t xml:space="preserve"> 그 통계적 최적이 곧 미(美)('디자인은 최후의 승부처').</w:t>
+      </w:r>
+    </w:p>
+    <w:p>
+      <w:pPr>
+        <w:pStyle w:val="ListBullet"/>
+      </w:pPr>
+      <w:r>
+        <w:rPr>
+          <w:b/>
+        </w:rPr>
+        <w:t>공/꼬리(제4법칙)·윤리:</w:t>
+      </w:r>
+      <w:r>
+        <w:t xml:space="preserve"> 화형식의 공포·완전 통제는 </w:t>
+      </w:r>
+      <w:r>
+        <w:rPr>
+          <w:b/>
+        </w:rPr>
+        <w:t>감응을 축적시켰나, 착취했나</w:t>
+      </w:r>
+      <w:r>
+        <w:t xml:space="preserve"> — '살리는 매개 vs 죽이는 매개'의 긴장(책의 비판축). 이건희 이후 '점진적 진화'(부록 F의 이재용 원)는 </w:t>
+      </w:r>
+      <w:r>
+        <w:rPr>
+          <w:b/>
+        </w:rPr>
+        <w:t>엶(사건)이 사라지고 따름(축적)만 남은</w:t>
+      </w:r>
+      <w:r>
+        <w:t xml:space="preserve"> 상태로 읽을 수 있다.</w:t>
       </w:r>
     </w:p>
     <w:p>
@@ -9347,7 +9223,7 @@
         <w:pStyle w:val="Heading3"/>
       </w:pPr>
       <w:r>
-        <w:t>G-4. 이건희 재해석 — '감응의 프로듀서'</w:t>
+        <w:t>G-6. 귀속·한계</w:t>
       </w:r>
     </w:p>
     <w:p>
@@ -9355,58 +9231,16 @@
         <w:pStyle w:val="ListBullet"/>
       </w:pPr>
       <w:r>
-        <w:t xml:space="preserve">이건희 디자인 경영을 </w:t>
-      </w:r>
-      <w:r>
-        <w:rPr>
-          <w:b/>
-        </w:rPr>
-        <w:t>'설계된 감응'의 최고 사례</w:t>
-      </w:r>
-      <w:r>
-        <w:t xml:space="preserve">로 재정의: 그는 아이디어를 낸 것이 아니라 </w:t>
-      </w:r>
-      <w:r>
-        <w:rPr>
-          <w:b/>
-        </w:rPr>
-        <w:t>감응이 발생할 조건(σ²·ρ·M)을 설계</w:t>
-      </w:r>
-      <w:r>
-        <w:t xml:space="preserve">했다. (i) </w:t>
-      </w:r>
-      <w:r>
-        <w:rPr>
-          <w:b/>
-        </w:rPr>
-        <w:t>위기 주입</w:t>
-      </w:r>
-      <w:r>
-        <w:t xml:space="preserve">(σ²) — 화형식·"애니콜 빼고 1.5류". (ii) </w:t>
-      </w:r>
-      <w:r>
-        <w:rPr>
-          <w:b/>
-        </w:rPr>
-        <w:t>예측 방향 제시</w:t>
-      </w:r>
-      <w:r>
-        <w:t xml:space="preserve">(ρ) — "성능은 평준화된다, 승부는 디자인"·일등주의. (iii) </w:t>
-      </w:r>
-      <w:r>
-        <w:rPr>
-          <w:b/>
-        </w:rPr>
-        <w:t>샤페론 배치</w:t>
-      </w:r>
-      <w:r>
-        <w:t xml:space="preserve">(M) — 엔지니어·디자이너를 접는 중재. → 결과물(T100·보르도TV)은 효율과 의미가 접힌 </w:t>
-      </w:r>
-      <w:r>
-        <w:rPr>
-          <w:b/>
-        </w:rPr>
-        <w:t>이중기능 자산=두께.</w:t>
+        <w:t xml:space="preserve">본 부록은 </w:t>
+      </w:r>
+      <w:r>
+        <w:rPr>
+          <w:b/>
+        </w:rPr>
+        <w:t>장영중 이론 「형태는 기능의 시공간 통계를 따른다」의 요약·정리</w:t>
+      </w:r>
+      <w:r>
+        <w:t>이며, 이건희 사례로의 적용(G-5)은 본서의 해석이다. 원 이론의 정본은 원고를 따른다.</w:t>
       </w:r>
     </w:p>
     <w:p>
@@ -9414,135 +9248,7 @@
         <w:pStyle w:val="ListBullet"/>
       </w:pPr>
       <w:r>
-        <w:t xml:space="preserve">단 감응 윤리 관점의 열린 질문: 이건희식 '결과 요구+위기'가 구성원의 감응을 </w:t>
-      </w:r>
-      <w:r>
-        <w:rPr>
-          <w:b/>
-        </w:rPr>
-        <w:t>축적</w:t>
-      </w:r>
-      <w:r>
-        <w:t xml:space="preserve">시켰나(살리는 설계) 아니면 </w:t>
-      </w:r>
-      <w:r>
-        <w:rPr>
-          <w:b/>
-        </w:rPr>
-        <w:t>소모</w:t>
-      </w:r>
-      <w:r>
-        <w:t>시켰나(죽이는 설계)? — 화형식의 공포·강한 톱다운은 이 긴장을 안고 있다. (책의 비판적 논점으로 활용 가능)</w:t>
-      </w:r>
-    </w:p>
-    <w:p>
-      <w:pPr>
-        <w:pStyle w:val="Heading3"/>
-      </w:pPr>
-      <w:r>
-        <w:t>G-5. 응용 3층 + 검증 명제</w:t>
-      </w:r>
-    </w:p>
-    <w:p>
-      <w:pPr>
-        <w:pStyle w:val="ListBullet"/>
-      </w:pPr>
-      <w:r>
-        <w:rPr>
-          <w:b/>
-        </w:rPr>
-        <w:t>경영:</w:t>
-      </w:r>
-      <w:r>
-        <w:t xml:space="preserve"> '디자인 경영'의 재정의 = σ²·ρ·M의 관리술 + 감응 윤리(살리는 설계). 검증: 히트작은 '예측된 변동기'에 몰리고(σ²·ρ 중간대), 샤페론 부재 조직은 trade-off wall에서 좌초(이건희 有→파괴적 혁신 / 이재용 원→점진적 진화, 부록 F 조응).</w:t>
-      </w:r>
-    </w:p>
-    <w:p>
-      <w:pPr>
-        <w:pStyle w:val="ListBullet"/>
-      </w:pPr>
-      <w:r>
-        <w:rPr>
-          <w:b/>
-        </w:rPr>
-        <w:t>도시·문화정책(김재준+장영중 접점):</w:t>
-      </w:r>
-      <w:r>
-        <w:t xml:space="preserve"> 감응하는 도시 = ρ(공명)가 높은 도시. 문화재정은 '기술과 인문학 교차로'(장영중)의 </w:t>
-      </w:r>
-      <w:r>
-        <w:rPr>
-          <w:b/>
-        </w:rPr>
-        <w:t>이중기능 프로젝트(예술이자 경제)</w:t>
-      </w:r>
-      <w:r>
-        <w:t xml:space="preserve"> 에 헤지 투자. '씨 뿌리기'=ρ 인프라 육성 / '싹 가꾸기'=ρ 높은 곳 집중.</w:t>
-      </w:r>
-    </w:p>
-    <w:p>
-      <w:pPr>
-        <w:pStyle w:val="ListBullet"/>
-      </w:pPr>
-      <w:r>
-        <w:rPr>
-          <w:b/>
-        </w:rPr>
-        <w:t>생명·미학(논문·에세이·감응 계승):</w:t>
-      </w:r>
-      <w:r>
-        <w:t xml:space="preserve"> 미학은 의식의 발명이 아니라 </w:t>
-      </w:r>
-      <w:r>
-        <w:rPr>
-          <w:b/>
-        </w:rPr>
-        <w:t>리듬대에서 이중기능이 선택되는 생명·존재의 공통 형식</w:t>
-      </w:r>
-      <w:r>
-        <w:t>(=감응). 박테리아의 진화, 굿판, 콘서트, 이건희의 결정이 같은 자리에 거주. 확장 질문(에세이): 식물 광합성 리듬·다세포 발생·진화 자체가 감응 시스템인가.</w:t>
-      </w:r>
-    </w:p>
-    <w:p>
-      <w:pPr>
-        <w:pStyle w:val="Heading3"/>
-      </w:pPr>
-      <w:r>
-        <w:t>G-6. 한계·귀속</w:t>
-      </w:r>
-    </w:p>
-    <w:p>
-      <w:pPr>
-        <w:pStyle w:val="ListBullet"/>
-      </w:pPr>
-      <w:r>
-        <w:t xml:space="preserve">본 부록은 </w:t>
-      </w:r>
-      <w:r>
-        <w:rPr>
-          <w:b/>
-        </w:rPr>
-        <w:t>다섯 저작의 구조적 동형성에 근거한 '시론(試論)'</w:t>
-      </w:r>
-      <w:r>
-        <w:t xml:space="preserve"> 이다. 각 저작의 원 명제(감응의 존재론·논문의 통계 χ²=4×10⁻¹¹·장영중 프레임·김재준 감응)는 해당 원본에 귀속하며, 이들을 잇는 </w:t>
-      </w:r>
-      <w:r>
-        <w:rPr>
-          <w:b/>
-        </w:rPr>
-        <w:t>σ²·ρ·M 통합식과 '감응 경영론'은 정리자의 제안</w:t>
-      </w:r>
-      <w:r>
-        <w:t>이다.</w:t>
-      </w:r>
-    </w:p>
-    <w:p>
-      <w:pPr>
-        <w:pStyle w:val="ListBullet"/>
-      </w:pPr>
-      <w:r>
-        <w:t>김재준 '감응의 도시'의 정전(定典) 명제는 미확보 — 여기서는 감응(感應)=공명·상호반응으로 해석. 원 정의 확보 시 G-2 표와 G-5 도시층을 교정할 것.</w:t>
+        <w:t>김재준 '감응의 도시·유효의미 경제학'은 문명 척도(G-3)에서 계승·인용됨 — 원 정의 확보 시 정밀 교정.</w:t>
       </w:r>
     </w:p>
     <w:p>

--- a/이건희_삼성_디자인경영_완전판.docx
+++ b/이건희_삼성_디자인경영_완전판.docx
@@ -311,7 +311,7 @@
         <w:t>부록 G 감응의 디자인 「형태는 기능의 시공간 통계를 따른다」</w:t>
       </w:r>
       <w:r>
-        <w:t>(장영중; 세포·공간·몸 네 법칙, 이건희 적용)</w:t>
+        <w:t>(김재준; 세포·공간·몸 네 법칙, 이건희 적용)</w:t>
       </w:r>
     </w:p>
     <w:p>
@@ -8186,7 +8186,7 @@
         <w:pStyle w:val="Heading2"/>
       </w:pPr>
       <w:r>
-        <w:t>부록 G — 감응의 디자인: 「형태는 기능의 시공간 통계를 따른다」 (장영중)</w:t>
+        <w:t>부록 G — 감응의 디자인: 「형태는 기능의 시공간 통계를 따른다」 (김재준)</w:t>
       </w:r>
     </w:p>
     <w:p>
@@ -8207,13 +8207,26 @@
         <w:rPr>
           <w:color w:val="404040"/>
         </w:rPr>
-        <w:t xml:space="preserve"> 장영중(=장선생) 이론 원고 </w:t>
+        <w:t xml:space="preserve"> </w:t>
       </w:r>
       <w:r>
         <w:rPr>
           <w:b/>
           <w:color w:val="404040"/>
         </w:rPr>
+        <w:t>김재준</w:t>
+      </w:r>
+      <w:r>
+        <w:rPr>
+          <w:color w:val="404040"/>
+        </w:rPr>
+        <w:t xml:space="preserve">의 이론 </w:t>
+      </w:r>
+      <w:r>
+        <w:rPr>
+          <w:b/>
+          <w:color w:val="404040"/>
+        </w:rPr>
         <w:t>「형태는 기능의 시공간 통계를 따른다 — 세포·공간·몸, 세 척도에 걸친 하나의 디자인 이론」</w:t>
       </w:r>
       <w:r>
@@ -8233,7 +8246,7 @@
         <w:rPr>
           <w:color w:val="404040"/>
         </w:rPr>
-        <w:t xml:space="preserve"> 으로 통합한 저자 자신의 완성 이론. (앞선 '감응 경영론' 잠정 시론을 이 정본으로 대체.)</w:t>
+        <w:t xml:space="preserve"> 으로 통합한 이론이며, 그 존재론적 바탕은 김재준 「감응의 존재론」, 문명·도시 응용은 '감응의 도시'·'유효의미 경제학'이다. (앞선 '감응 경영론' 잠정 시론을 이 정본으로 대체.)</w:t>
       </w:r>
     </w:p>
     <w:p>
@@ -8245,9 +8258,49 @@
       </w:pPr>
       <w:r>
         <w:rPr>
-          <w:b/>
           <w:color w:val="404040"/>
         </w:rPr>
+        <w:t xml:space="preserve">⚠️ </w:t>
+      </w:r>
+      <w:r>
+        <w:rPr>
+          <w:b/>
+          <w:color w:val="404040"/>
+        </w:rPr>
+        <w:t>귀속 정정:</w:t>
+      </w:r>
+      <w:r>
+        <w:rPr>
+          <w:color w:val="404040"/>
+        </w:rPr>
+        <w:t xml:space="preserve"> 이전 판에서 이 이론을 장영중에 귀속했으나, 정본 귀속은 </w:t>
+      </w:r>
+      <w:r>
+        <w:rPr>
+          <w:b/>
+          <w:color w:val="404040"/>
+        </w:rPr>
+        <w:t>감응의 디자인=김재준 / 디자인 사고=베르간티(시작)·장영중(완성)</w:t>
+      </w:r>
+      <w:r>
+        <w:rPr>
+          <w:color w:val="404040"/>
+        </w:rPr>
+        <w:t xml:space="preserve"> 이다. 부록 F(창의혁신 경영)는 장영중, 본 부록 G(감응의 디자인)는 김재준.</w:t>
+      </w:r>
+    </w:p>
+    <w:p>
+      <w:pPr>
+        <w:ind w:left="432"/>
+        <w:pBdr>
+          <w:left w:val="single" w:sz="18" w:space="8" w:color="8EAADB"/>
+        </w:pBdr>
+      </w:pPr>
+      <w:r>
+        <w:rPr>
+          <w:b/>
+          <w:color w:val="404040"/>
+        </w:rPr>
         <w:t>책 내 위치:</w:t>
       </w:r>
       <w:r>
@@ -9237,7 +9290,7 @@
         <w:rPr>
           <w:b/>
         </w:rPr>
-        <w:t>장영중 이론 「형태는 기능의 시공간 통계를 따른다」의 요약·정리</w:t>
+        <w:t>김재준 이론 「형태는 기능의 시공간 통계를 따른다」의 요약·정리</w:t>
       </w:r>
       <w:r>
         <w:t>이며, 이건희 사례로의 적용(G-5)은 본서의 해석이다. 원 이론의 정본은 원고를 따른다.</w:t>
